--- a/proyecto-contaminacion-mar/guia-proyecto.docx
+++ b/proyecto-contaminacion-mar/guia-proyecto.docx
@@ -7,7 +7,7 @@
         <w:pStyle w:val="Title"/>
       </w:pPr>
       <w:r>
-        <w:t xml:space="preserve">Proyecto: Contaminación en el Mar</w:t>
+        <w:t xml:space="preserve">Proyecto STEM+ - Guardianes del Mar</w:t>
       </w:r>
     </w:p>
     <w:p>
@@ -15,7 +15,7 @@
         <w:pStyle w:val="Author"/>
       </w:pPr>
       <w:r>
-        <w:t xml:space="preserve">Kylian - Ciencias Naturales</w:t>
+        <w:t xml:space="preserve">Kylian - ExpoCiencia 2026</w:t>
       </w:r>
     </w:p>
     <w:p>
@@ -26,22 +26,34 @@
         <w:t xml:space="preserve">Mayo 2026</w:t>
       </w:r>
     </w:p>
-    <w:bookmarkStart w:id="40" w:name="proyecto-contaminación-en-el-mar"/>
+    <w:bookmarkStart w:id="47" w:name="proyecto-stem-contaminación-en-el-mar"/>
     <w:p>
       <w:pPr>
         <w:pStyle w:val="Heading1"/>
       </w:pPr>
       <w:r>
-        <w:t xml:space="preserve">🌊 PROYECTO: Contaminación en el Mar</w:t>
-      </w:r>
-    </w:p>
-    <w:bookmarkStart w:id="20" w:name="ciencias-naturales-primer-grado-7-años"/>
+        <w:t xml:space="preserve">🌊 PROYECTO STEM+: Contaminación en el Mar</w:t>
+      </w:r>
+    </w:p>
+    <w:bookmarkStart w:id="20" w:name="X1a06d87c8fc902cbd850069617e67b5a535e06a"/>
     <w:p>
       <w:pPr>
         <w:pStyle w:val="Heading2"/>
       </w:pPr>
       <w:r>
-        <w:t xml:space="preserve">Ciencias Naturales — Primer Grado (7 años)</w:t>
+        <w:t xml:space="preserve">ExpoCiencia 2026 —</w:t>
+      </w:r>
+      <w:r>
+        <w:t xml:space="preserve"> </w:t>
+      </w:r>
+      <w:r>
+        <w:t xml:space="preserve">“</w:t>
+      </w:r>
+      <w:r>
+        <w:t xml:space="preserve">STEM+ for the Caribbean: Classroom-born solutions that protect the coast</w:t>
+      </w:r>
+      <w:r>
+        <w:t xml:space="preserve">”</w:t>
       </w:r>
     </w:p>
     <w:p>
@@ -59,26 +71,26 @@
         <w:t xml:space="preserve"> </w:t>
       </w:r>
       <w:r>
-        <w:t xml:space="preserve">Kylian</w:t>
-      </w:r>
-      <w:r>
-        <w:br/>
-      </w:r>
-      <w:r>
-        <w:rPr>
-          <w:bCs/>
-          <w:b/>
-        </w:rPr>
-        <w:t xml:space="preserve">Profesora:</w:t>
-      </w:r>
-      <w:r>
-        <w:t xml:space="preserve"> </w:t>
-      </w:r>
-      <w:r>
-        <w:t xml:space="preserve">(por confirmar)</w:t>
-      </w:r>
-      <w:r>
-        <w:br/>
+        <w:t xml:space="preserve">Kylian |</w:t>
+      </w:r>
+      <w:r>
+        <w:t xml:space="preserve"> </w:t>
+      </w:r>
+      <w:r>
+        <w:rPr>
+          <w:bCs/>
+          <w:b/>
+        </w:rPr>
+        <w:t xml:space="preserve">Grado:</w:t>
+      </w:r>
+      <w:r>
+        <w:t xml:space="preserve"> </w:t>
+      </w:r>
+      <w:r>
+        <w:t xml:space="preserve">Primer Grado (7 años) |</w:t>
+      </w:r>
+      <w:r>
+        <w:t xml:space="preserve"> </w:t>
       </w:r>
       <w:r>
         <w:rPr>
@@ -102,22 +114,13 @@
       </w:r>
     </w:p>
     <w:bookmarkEnd w:id="20"/>
-    <w:bookmarkStart w:id="23" w:name="preguntas-problema-qué-queremos-resolver"/>
+    <w:bookmarkStart w:id="21" w:name="título-del-proyecto"/>
     <w:p>
       <w:pPr>
         <w:pStyle w:val="Heading2"/>
       </w:pPr>
       <w:r>
-        <w:t xml:space="preserve">🎯 Preguntas-Problema (Qué queremos resolver)</w:t>
-      </w:r>
-    </w:p>
-    <w:bookmarkStart w:id="21" w:name="pregunta-principal"/>
-    <w:p>
-      <w:pPr>
-        <w:pStyle w:val="Heading3"/>
-      </w:pPr>
-      <w:r>
-        <w:t xml:space="preserve">Pregunta Principal:</w:t>
+        <w:t xml:space="preserve">🏷️ TÍTULO DEL PROYECTO</w:t>
       </w:r>
     </w:p>
     <w:p>
@@ -136,7 +139,7 @@
           <w:bCs/>
           <w:b/>
         </w:rPr>
-        <w:t xml:space="preserve">¿Cómo podemos ayudar a cuidar el mar y los animales que viven en él?</w:t>
+        <w:t xml:space="preserve">Guardianes del Mar: ¿Cómo podemos proteger los océanos desde nuestra casa?</w:t>
       </w:r>
       <w:r>
         <w:rPr>
@@ -144,86 +147,6 @@
           <w:b/>
         </w:rPr>
         <w:t xml:space="preserve">”</w:t>
-      </w:r>
-    </w:p>
-    <w:bookmarkEnd w:id="21"/>
-    <w:bookmarkStart w:id="22" w:name="X8ee27f0c2271f1a1b3492a73fc7979969932ffe"/>
-    <w:p>
-      <w:pPr>
-        <w:pStyle w:val="Heading3"/>
-      </w:pPr>
-      <w:r>
-        <w:t xml:space="preserve">Preguntas Secundarias (para descubrir juntos):</w:t>
-      </w:r>
-    </w:p>
-    <w:p>
-      <w:pPr>
-        <w:numPr>
-          <w:ilvl w:val="0"/>
-          <w:numId w:val="1001"/>
-        </w:numPr>
-        <w:pStyle w:val="Compact"/>
-      </w:pPr>
-      <w:r>
-        <w:rPr>
-          <w:bCs/>
-          <w:b/>
-        </w:rPr>
-        <w:t xml:space="preserve">¿Qué cosas de nuestra casa terminan en el mar?</w:t>
-      </w:r>
-      <w:r>
-        <w:t xml:space="preserve"> </w:t>
-      </w:r>
-      <w:r>
-        <w:t xml:space="preserve">(plásticos, jabones, basura)</w:t>
-      </w:r>
-    </w:p>
-    <w:p>
-      <w:pPr>
-        <w:numPr>
-          <w:ilvl w:val="0"/>
-          <w:numId w:val="1001"/>
-        </w:numPr>
-        <w:pStyle w:val="Compact"/>
-      </w:pPr>
-      <w:r>
-        <w:rPr>
-          <w:bCs/>
-          <w:b/>
-        </w:rPr>
-        <w:t xml:space="preserve">¿Qué les pasa a los peces y tortugas cuando el mar está sucio?</w:t>
-      </w:r>
-    </w:p>
-    <w:p>
-      <w:pPr>
-        <w:numPr>
-          <w:ilvl w:val="0"/>
-          <w:numId w:val="1001"/>
-        </w:numPr>
-        <w:pStyle w:val="Compact"/>
-      </w:pPr>
-      <w:r>
-        <w:rPr>
-          <w:bCs/>
-          <w:b/>
-        </w:rPr>
-        <w:t xml:space="preserve">¿Cómo podemos limpiar el mar si no vivimos cerca de la playa?</w:t>
-      </w:r>
-    </w:p>
-    <w:p>
-      <w:pPr>
-        <w:numPr>
-          <w:ilvl w:val="0"/>
-          <w:numId w:val="1001"/>
-        </w:numPr>
-        <w:pStyle w:val="Compact"/>
-      </w:pPr>
-      <w:r>
-        <w:rPr>
-          <w:bCs/>
-          <w:b/>
-        </w:rPr>
-        <w:t xml:space="preserve">¿Qué podemos hacer en nuestra casa para que menos basura llegue al mar?</w:t>
       </w:r>
     </w:p>
     <w:p>
@@ -233,33 +156,149 @@
         </w:pict>
       </w:r>
     </w:p>
+    <w:bookmarkEnd w:id="21"/>
+    <w:bookmarkStart w:id="22" w:name="expositores"/>
+    <w:p>
+      <w:pPr>
+        <w:pStyle w:val="Heading2"/>
+      </w:pPr>
+      <w:r>
+        <w:t xml:space="preserve">👥 EXPOSITORES</w:t>
+      </w:r>
+    </w:p>
+    <w:p>
+      <w:pPr>
+        <w:pStyle w:val="FirstParagraph"/>
+      </w:pPr>
+      <w:r>
+        <w:rPr>
+          <w:bCs/>
+          <w:b/>
+        </w:rPr>
+        <w:t xml:space="preserve">Kylian</w:t>
+      </w:r>
+      <w:r>
+        <w:t xml:space="preserve"> </w:t>
+      </w:r>
+      <w:r>
+        <w:rPr>
+          <w:iCs/>
+          <w:i/>
+        </w:rPr>
+        <w:t xml:space="preserve">(Nombre completo: por confirmar)</w:t>
+      </w:r>
+      <w:r>
+        <w:br/>
+      </w:r>
+      <w:r>
+        <w:rPr>
+          <w:bCs/>
+          <w:b/>
+        </w:rPr>
+        <w:t xml:space="preserve">Grado:</w:t>
+      </w:r>
+      <w:r>
+        <w:t xml:space="preserve"> </w:t>
+      </w:r>
+      <w:r>
+        <w:t xml:space="preserve">Primer Grado (7 años)</w:t>
+      </w:r>
+      <w:r>
+        <w:br/>
+      </w:r>
+      <w:r>
+        <w:rPr>
+          <w:bCs/>
+          <w:b/>
+        </w:rPr>
+        <w:t xml:space="preserve">Colegio:</w:t>
+      </w:r>
+      <w:r>
+        <w:t xml:space="preserve"> </w:t>
+      </w:r>
+      <w:r>
+        <w:rPr>
+          <w:iCs/>
+          <w:i/>
+        </w:rPr>
+        <w:t xml:space="preserve">(Por confirmar)</w:t>
+      </w:r>
+    </w:p>
+    <w:p>
+      <w:pPr>
+        <w:pStyle w:val="BodyText"/>
+      </w:pPr>
+      <w:r>
+        <w:rPr>
+          <w:iCs/>
+          <w:i/>
+        </w:rPr>
+        <w:t xml:space="preserve">[Foto: Todos los estudiantes del grupo con bata de laboratorio — PENDIENTE]</w:t>
+      </w:r>
+    </w:p>
+    <w:p>
+      <w:r>
+        <w:pict>
+          <v:rect style="width:0;height:1.5pt" o:hralign="center" o:hrstd="t" o:hr="t"/>
+        </w:pict>
+      </w:r>
+    </w:p>
     <w:bookmarkEnd w:id="22"/>
+    <w:bookmarkStart w:id="23" w:name="pregunta-de-investigación"/>
+    <w:p>
+      <w:pPr>
+        <w:pStyle w:val="Heading2"/>
+      </w:pPr>
+      <w:r>
+        <w:t xml:space="preserve">❓ PREGUNTA DE INVESTIGACIÓN</w:t>
+      </w:r>
+    </w:p>
+    <w:p>
+      <w:pPr>
+        <w:pStyle w:val="BlockText"/>
+      </w:pPr>
+      <w:r>
+        <w:rPr>
+          <w:bCs/>
+          <w:b/>
+        </w:rPr>
+        <w:t xml:space="preserve">“</w:t>
+      </w:r>
+      <w:r>
+        <w:rPr>
+          <w:bCs/>
+          <w:b/>
+        </w:rPr>
+        <w:t xml:space="preserve">¿Qué tipos de basura de nuestra casa pueden llegar al mar y cómo afectan a los animales marinos?</w:t>
+      </w:r>
+      <w:r>
+        <w:rPr>
+          <w:bCs/>
+          <w:b/>
+        </w:rPr>
+        <w:t xml:space="preserve">”</w:t>
+      </w:r>
+    </w:p>
+    <w:p>
+      <w:r>
+        <w:pict>
+          <v:rect style="width:0;height:1.5pt" o:hralign="center" o:hrstd="t" o:hr="t"/>
+        </w:pict>
+      </w:r>
+    </w:p>
     <w:bookmarkEnd w:id="23"/>
-    <w:bookmarkStart w:id="26" w:name="objetivos-de-aprendizaje"/>
+    <w:bookmarkStart w:id="24" w:name="objetivo-general"/>
     <w:p>
       <w:pPr>
         <w:pStyle w:val="Heading2"/>
       </w:pPr>
       <w:r>
-        <w:t xml:space="preserve">🎯 Objetivos de Aprendizaje</w:t>
-      </w:r>
-    </w:p>
-    <w:bookmarkStart w:id="24" w:name="objetivo-principal"/>
-    <w:p>
-      <w:pPr>
-        <w:pStyle w:val="Heading3"/>
-      </w:pPr>
-      <w:r>
-        <w:t xml:space="preserve">Objetivo Principal:</w:t>
-      </w:r>
-    </w:p>
-    <w:p>
-      <w:pPr>
-        <w:numPr>
-          <w:ilvl w:val="0"/>
-          <w:numId w:val="1002"/>
-        </w:numPr>
-        <w:pStyle w:val="Compact"/>
+        <w:t xml:space="preserve">🎯 OBJETIVO GENERAL</w:t>
+      </w:r>
+    </w:p>
+    <w:p>
+      <w:pPr>
+        <w:pStyle w:val="FirstParagraph"/>
       </w:pPr>
       <w:r>
         <w:rPr>
@@ -272,61 +311,56 @@
         <w:t xml:space="preserve"> </w:t>
       </w:r>
       <w:r>
-        <w:t xml:space="preserve">las principales causas de contaminación en los océanos</w:t>
-      </w:r>
-    </w:p>
-    <w:p>
-      <w:pPr>
-        <w:numPr>
-          <w:ilvl w:val="0"/>
-          <w:numId w:val="1002"/>
-        </w:numPr>
-        <w:pStyle w:val="Compact"/>
-      </w:pPr>
-      <w:r>
-        <w:rPr>
-          <w:bCs/>
-          <w:b/>
-        </w:rPr>
-        <w:t xml:space="preserve">Comprender</w:t>
-      </w:r>
-      <w:r>
-        <w:t xml:space="preserve"> </w:t>
-      </w:r>
-      <w:r>
-        <w:t xml:space="preserve">cómo la basura afecta a los animales marinos</w:t>
-      </w:r>
-    </w:p>
-    <w:p>
-      <w:pPr>
-        <w:numPr>
-          <w:ilvl w:val="0"/>
-          <w:numId w:val="1002"/>
-        </w:numPr>
-        <w:pStyle w:val="Compact"/>
-      </w:pPr>
-      <w:r>
-        <w:rPr>
-          <w:bCs/>
-          <w:b/>
-        </w:rPr>
-        <w:t xml:space="preserve">Proponer</w:t>
-      </w:r>
-      <w:r>
-        <w:t xml:space="preserve"> </w:t>
-      </w:r>
-      <w:r>
-        <w:t xml:space="preserve">acciones concretas para reducir la contaminación</w:t>
+        <w:t xml:space="preserve">los principales tipos de basura doméstica que pueden contaminar el océano,</w:t>
+      </w:r>
+      <w:r>
+        <w:t xml:space="preserve"> </w:t>
+      </w:r>
+      <w:r>
+        <w:rPr>
+          <w:bCs/>
+          <w:b/>
+        </w:rPr>
+        <w:t xml:space="preserve">analizar</w:t>
+      </w:r>
+      <w:r>
+        <w:t xml:space="preserve"> </w:t>
+      </w:r>
+      <w:r>
+        <w:t xml:space="preserve">sus efectos en la vida marina, y</w:t>
+      </w:r>
+      <w:r>
+        <w:t xml:space="preserve"> </w:t>
+      </w:r>
+      <w:r>
+        <w:rPr>
+          <w:bCs/>
+          <w:b/>
+        </w:rPr>
+        <w:t xml:space="preserve">proponer</w:t>
+      </w:r>
+      <w:r>
+        <w:t xml:space="preserve"> </w:t>
+      </w:r>
+      <w:r>
+        <w:t xml:space="preserve">acciones concretas que una familia puede implementar para reducir la contaminación marina desde casa.</w:t>
+      </w:r>
+    </w:p>
+    <w:p>
+      <w:r>
+        <w:pict>
+          <v:rect style="width:0;height:1.5pt" o:hralign="center" o:hrstd="t" o:hr="t"/>
+        </w:pict>
       </w:r>
     </w:p>
     <w:bookmarkEnd w:id="24"/>
-    <w:bookmarkStart w:id="25" w:name="objetivos-específicos"/>
-    <w:p>
-      <w:pPr>
-        <w:pStyle w:val="Heading3"/>
-      </w:pPr>
-      <w:r>
-        <w:t xml:space="preserve">Objetivos Específicos:</w:t>
+    <w:bookmarkStart w:id="25" w:name="materiales"/>
+    <w:p>
+      <w:pPr>
+        <w:pStyle w:val="Heading2"/>
+      </w:pPr>
+      <w:r>
+        <w:t xml:space="preserve">📦 MATERIALES</w:t>
       </w:r>
     </w:p>
     <w:tbl>
@@ -337,9 +371,9 @@
         <w:jc w:val="start"/>
       </w:tblPr>
       <w:tblGrid>
-        <w:gridCol w:w="990"/>
-        <w:gridCol w:w="3300"/>
-        <w:gridCol w:w="3630"/>
+        <w:gridCol w:w="3168"/>
+        <w:gridCol w:w="3168"/>
+        <w:gridCol w:w="1584"/>
       </w:tblGrid>
       <w:tr>
         <w:trPr>
@@ -353,31 +387,31 @@
               <w:jc w:val="left"/>
             </w:pPr>
             <w:r>
-              <w:t xml:space="preserve">#</w:t>
-            </w:r>
-          </w:p>
-        </w:tc>
-        <w:tc>
-          <w:tcPr/>
-          <w:p>
-            <w:pPr>
-              <w:pStyle w:val="Compact"/>
-              <w:jc w:val="left"/>
-            </w:pPr>
-            <w:r>
-              <w:t xml:space="preserve">Objetivo</w:t>
-            </w:r>
-          </w:p>
-        </w:tc>
-        <w:tc>
-          <w:tcPr/>
-          <w:p>
-            <w:pPr>
-              <w:pStyle w:val="Compact"/>
-              <w:jc w:val="left"/>
-            </w:pPr>
-            <w:r>
-              <w:t xml:space="preserve">Actividad</w:t>
+              <w:t xml:space="preserve">Material</w:t>
+            </w:r>
+          </w:p>
+        </w:tc>
+        <w:tc>
+          <w:tcPr/>
+          <w:p>
+            <w:pPr>
+              <w:pStyle w:val="Compact"/>
+              <w:jc w:val="left"/>
+            </w:pPr>
+            <w:r>
+              <w:t xml:space="preserve">Cantidad</w:t>
+            </w:r>
+          </w:p>
+        </w:tc>
+        <w:tc>
+          <w:tcPr/>
+          <w:p>
+            <w:pPr>
+              <w:pStyle w:val="Compact"/>
+              <w:jc w:val="left"/>
+            </w:pPr>
+            <w:r>
+              <w:t xml:space="preserve">Uso</w:t>
             </w:r>
           </w:p>
         </w:tc>
@@ -391,6 +425,18 @@
               <w:jc w:val="left"/>
             </w:pPr>
             <w:r>
+              <w:t xml:space="preserve">Botella plástica transparente (1.5L)</w:t>
+            </w:r>
+          </w:p>
+        </w:tc>
+        <w:tc>
+          <w:tcPr/>
+          <w:p>
+            <w:pPr>
+              <w:pStyle w:val="Compact"/>
+              <w:jc w:val="left"/>
+            </w:pPr>
+            <w:r>
               <w:t xml:space="preserve">1</w:t>
             </w:r>
           </w:p>
@@ -403,29 +449,7 @@
               <w:jc w:val="left"/>
             </w:pPr>
             <w:r>
-              <w:rPr>
-                <w:bCs/>
-                <w:b/>
-              </w:rPr>
-              <w:t xml:space="preserve">Conocer</w:t>
-            </w:r>
-            <w:r>
-              <w:t xml:space="preserve"> </w:t>
-            </w:r>
-            <w:r>
-              <w:t xml:space="preserve">qué es contaminación marina</w:t>
-            </w:r>
-          </w:p>
-        </w:tc>
-        <w:tc>
-          <w:tcPr/>
-          <w:p>
-            <w:pPr>
-              <w:pStyle w:val="Compact"/>
-              <w:jc w:val="left"/>
-            </w:pPr>
-            <w:r>
-              <w:t xml:space="preserve">Ver video + dibujar</w:t>
+              <w:t xml:space="preserve">Contenedor del experimento</w:t>
             </w:r>
           </w:p>
         </w:tc>
@@ -439,41 +463,31 @@
               <w:jc w:val="left"/>
             </w:pPr>
             <w:r>
-              <w:t xml:space="preserve">2</w:t>
-            </w:r>
-          </w:p>
-        </w:tc>
-        <w:tc>
-          <w:tcPr/>
-          <w:p>
-            <w:pPr>
-              <w:pStyle w:val="Compact"/>
-              <w:jc w:val="left"/>
-            </w:pPr>
-            <w:r>
-              <w:rPr>
-                <w:bCs/>
-                <w:b/>
-              </w:rPr>
-              <w:t xml:space="preserve">Identificar</w:t>
-            </w:r>
-            <w:r>
-              <w:t xml:space="preserve"> </w:t>
-            </w:r>
-            <w:r>
-              <w:t xml:space="preserve">tipos de basura que contaminan</w:t>
-            </w:r>
-          </w:p>
-        </w:tc>
-        <w:tc>
-          <w:tcPr/>
-          <w:p>
-            <w:pPr>
-              <w:pStyle w:val="Compact"/>
-              <w:jc w:val="left"/>
-            </w:pPr>
-            <w:r>
-              <w:t xml:space="preserve">Juego de clasificación</w:t>
+              <w:t xml:space="preserve">Agua limpia</w:t>
+            </w:r>
+          </w:p>
+        </w:tc>
+        <w:tc>
+          <w:tcPr/>
+          <w:p>
+            <w:pPr>
+              <w:pStyle w:val="Compact"/>
+              <w:jc w:val="left"/>
+            </w:pPr>
+            <w:r>
+              <w:t xml:space="preserve">1 litro</w:t>
+            </w:r>
+          </w:p>
+        </w:tc>
+        <w:tc>
+          <w:tcPr/>
+          <w:p>
+            <w:pPr>
+              <w:pStyle w:val="Compact"/>
+              <w:jc w:val="left"/>
+            </w:pPr>
+            <w:r>
+              <w:t xml:space="preserve">Simular el océano</w:t>
             </w:r>
           </w:p>
         </w:tc>
@@ -487,41 +501,31 @@
               <w:jc w:val="left"/>
             </w:pPr>
             <w:r>
-              <w:t xml:space="preserve">3</w:t>
-            </w:r>
-          </w:p>
-        </w:tc>
-        <w:tc>
-          <w:tcPr/>
-          <w:p>
-            <w:pPr>
-              <w:pStyle w:val="Compact"/>
-              <w:jc w:val="left"/>
-            </w:pPr>
-            <w:r>
-              <w:rPr>
-                <w:bCs/>
-                <w:b/>
-              </w:rPr>
-              <w:t xml:space="preserve">Entender</w:t>
-            </w:r>
-            <w:r>
-              <w:t xml:space="preserve"> </w:t>
-            </w:r>
-            <w:r>
-              <w:t xml:space="preserve">el ciclo del agua (mar → casa → mar)</w:t>
-            </w:r>
-          </w:p>
-        </w:tc>
-        <w:tc>
-          <w:tcPr/>
-          <w:p>
-            <w:pPr>
-              <w:pStyle w:val="Compact"/>
-              <w:jc w:val="left"/>
-            </w:pPr>
-            <w:r>
-              <w:t xml:space="preserve">Dibujo del ciclo</w:t>
+              <w:t xml:space="preserve">Arena fina</w:t>
+            </w:r>
+          </w:p>
+        </w:tc>
+        <w:tc>
+          <w:tcPr/>
+          <w:p>
+            <w:pPr>
+              <w:pStyle w:val="Compact"/>
+              <w:jc w:val="left"/>
+            </w:pPr>
+            <w:r>
+              <w:t xml:space="preserve">2 tazas</w:t>
+            </w:r>
+          </w:p>
+        </w:tc>
+        <w:tc>
+          <w:tcPr/>
+          <w:p>
+            <w:pPr>
+              <w:pStyle w:val="Compact"/>
+              <w:jc w:val="left"/>
+            </w:pPr>
+            <w:r>
+              <w:t xml:space="preserve">Simular el fondo marino</w:t>
             </w:r>
           </w:p>
         </w:tc>
@@ -535,41 +539,31 @@
               <w:jc w:val="left"/>
             </w:pPr>
             <w:r>
-              <w:t xml:space="preserve">4</w:t>
-            </w:r>
-          </w:p>
-        </w:tc>
-        <w:tc>
-          <w:tcPr/>
-          <w:p>
-            <w:pPr>
-              <w:pStyle w:val="Compact"/>
-              <w:jc w:val="left"/>
-            </w:pPr>
-            <w:r>
-              <w:rPr>
-                <w:bCs/>
-                <w:b/>
-              </w:rPr>
-              <w:t xml:space="preserve">Proponer</w:t>
-            </w:r>
-            <w:r>
-              <w:t xml:space="preserve"> </w:t>
-            </w:r>
-            <w:r>
-              <w:t xml:space="preserve">3 acciones en casa</w:t>
-            </w:r>
-          </w:p>
-        </w:tc>
-        <w:tc>
-          <w:tcPr/>
-          <w:p>
-            <w:pPr>
-              <w:pStyle w:val="Compact"/>
-              <w:jc w:val="left"/>
-            </w:pPr>
-            <w:r>
-              <w:t xml:space="preserve">Lista + promesa</w:t>
+              <w:t xml:space="preserve">Aceite vegetal</w:t>
+            </w:r>
+          </w:p>
+        </w:tc>
+        <w:tc>
+          <w:tcPr/>
+          <w:p>
+            <w:pPr>
+              <w:pStyle w:val="Compact"/>
+              <w:jc w:val="left"/>
+            </w:pPr>
+            <w:r>
+              <w:t xml:space="preserve">¼ taza</w:t>
+            </w:r>
+          </w:p>
+        </w:tc>
+        <w:tc>
+          <w:tcPr/>
+          <w:p>
+            <w:pPr>
+              <w:pStyle w:val="Compact"/>
+              <w:jc w:val="left"/>
+            </w:pPr>
+            <w:r>
+              <w:t xml:space="preserve">Simular derrame de petróleo</w:t>
             </w:r>
           </w:p>
         </w:tc>
@@ -583,41 +577,221 @@
               <w:jc w:val="left"/>
             </w:pPr>
             <w:r>
-              <w:t xml:space="preserve">5</w:t>
-            </w:r>
-          </w:p>
-        </w:tc>
-        <w:tc>
-          <w:tcPr/>
-          <w:p>
-            <w:pPr>
-              <w:pStyle w:val="Compact"/>
-              <w:jc w:val="left"/>
-            </w:pPr>
-            <w:r>
-              <w:rPr>
-                <w:bCs/>
-                <w:b/>
-              </w:rPr>
-              <w:t xml:space="preserve">Compartir</w:t>
-            </w:r>
-            <w:r>
-              <w:t xml:space="preserve"> </w:t>
-            </w:r>
-            <w:r>
-              <w:t xml:space="preserve">con la familia</w:t>
-            </w:r>
-          </w:p>
-        </w:tc>
-        <w:tc>
-          <w:tcPr/>
-          <w:p>
-            <w:pPr>
-              <w:pStyle w:val="Compact"/>
-              <w:jc w:val="left"/>
-            </w:pPr>
-            <w:r>
-              <w:t xml:space="preserve">Cartel para la casa</w:t>
+              <w:t xml:space="preserve">Trozos de plástico</w:t>
+            </w:r>
+          </w:p>
+        </w:tc>
+        <w:tc>
+          <w:tcPr/>
+          <w:p>
+            <w:pPr>
+              <w:pStyle w:val="Compact"/>
+              <w:jc w:val="left"/>
+            </w:pPr>
+            <w:r>
+              <w:t xml:space="preserve">Varios</w:t>
+            </w:r>
+          </w:p>
+        </w:tc>
+        <w:tc>
+          <w:tcPr/>
+          <w:p>
+            <w:pPr>
+              <w:pStyle w:val="Compact"/>
+              <w:jc w:val="left"/>
+            </w:pPr>
+            <w:r>
+              <w:t xml:space="preserve">Simular basura marina</w:t>
+            </w:r>
+          </w:p>
+        </w:tc>
+      </w:tr>
+      <w:tr>
+        <w:tc>
+          <w:tcPr/>
+          <w:p>
+            <w:pPr>
+              <w:pStyle w:val="Compact"/>
+              <w:jc w:val="left"/>
+            </w:pPr>
+            <w:r>
+              <w:t xml:space="preserve">Hojas de papel blanco</w:t>
+            </w:r>
+          </w:p>
+        </w:tc>
+        <w:tc>
+          <w:tcPr/>
+          <w:p>
+            <w:pPr>
+              <w:pStyle w:val="Compact"/>
+              <w:jc w:val="left"/>
+            </w:pPr>
+            <w:r>
+              <w:t xml:space="preserve">10</w:t>
+            </w:r>
+          </w:p>
+        </w:tc>
+        <w:tc>
+          <w:tcPr/>
+          <w:p>
+            <w:pPr>
+              <w:pStyle w:val="Compact"/>
+              <w:jc w:val="left"/>
+            </w:pPr>
+            <w:r>
+              <w:t xml:space="preserve">Dibujos y registros</w:t>
+            </w:r>
+          </w:p>
+        </w:tc>
+      </w:tr>
+      <w:tr>
+        <w:tc>
+          <w:tcPr/>
+          <w:p>
+            <w:pPr>
+              <w:pStyle w:val="Compact"/>
+              <w:jc w:val="left"/>
+            </w:pPr>
+            <w:r>
+              <w:t xml:space="preserve">Lápices de colores</w:t>
+            </w:r>
+          </w:p>
+        </w:tc>
+        <w:tc>
+          <w:tcPr/>
+          <w:p>
+            <w:pPr>
+              <w:pStyle w:val="Compact"/>
+              <w:jc w:val="left"/>
+            </w:pPr>
+            <w:r>
+              <w:t xml:space="preserve">1 caja</w:t>
+            </w:r>
+          </w:p>
+        </w:tc>
+        <w:tc>
+          <w:tcPr/>
+          <w:p>
+            <w:pPr>
+              <w:pStyle w:val="Compact"/>
+              <w:jc w:val="left"/>
+            </w:pPr>
+            <w:r>
+              <w:t xml:space="preserve">Ilustraciones</w:t>
+            </w:r>
+          </w:p>
+        </w:tc>
+      </w:tr>
+      <w:tr>
+        <w:tc>
+          <w:tcPr/>
+          <w:p>
+            <w:pPr>
+              <w:pStyle w:val="Compact"/>
+              <w:jc w:val="left"/>
+            </w:pPr>
+            <w:r>
+              <w:t xml:space="preserve">Cartulina blanca</w:t>
+            </w:r>
+          </w:p>
+        </w:tc>
+        <w:tc>
+          <w:tcPr/>
+          <w:p>
+            <w:pPr>
+              <w:pStyle w:val="Compact"/>
+              <w:jc w:val="left"/>
+            </w:pPr>
+            <w:r>
+              <w:t xml:space="preserve">2 hojas</w:t>
+            </w:r>
+          </w:p>
+        </w:tc>
+        <w:tc>
+          <w:tcPr/>
+          <w:p>
+            <w:pPr>
+              <w:pStyle w:val="Compact"/>
+              <w:jc w:val="left"/>
+            </w:pPr>
+            <w:r>
+              <w:t xml:space="preserve">Cartel de promesas</w:t>
+            </w:r>
+          </w:p>
+        </w:tc>
+      </w:tr>
+      <w:tr>
+        <w:tc>
+          <w:tcPr/>
+          <w:p>
+            <w:pPr>
+              <w:pStyle w:val="Compact"/>
+              <w:jc w:val="left"/>
+            </w:pPr>
+            <w:r>
+              <w:t xml:space="preserve">Pegante en barra</w:t>
+            </w:r>
+          </w:p>
+        </w:tc>
+        <w:tc>
+          <w:tcPr/>
+          <w:p>
+            <w:pPr>
+              <w:pStyle w:val="Compact"/>
+              <w:jc w:val="left"/>
+            </w:pPr>
+            <w:r>
+              <w:t xml:space="preserve">1</w:t>
+            </w:r>
+          </w:p>
+        </w:tc>
+        <w:tc>
+          <w:tcPr/>
+          <w:p>
+            <w:pPr>
+              <w:pStyle w:val="Compact"/>
+              <w:jc w:val="left"/>
+            </w:pPr>
+            <w:r>
+              <w:t xml:space="preserve">Ensamblar carteles</w:t>
+            </w:r>
+          </w:p>
+        </w:tc>
+      </w:tr>
+      <w:tr>
+        <w:tc>
+          <w:tcPr/>
+          <w:p>
+            <w:pPr>
+              <w:pStyle w:val="Compact"/>
+              <w:jc w:val="left"/>
+            </w:pPr>
+            <w:r>
+              <w:t xml:space="preserve">Regla</w:t>
+            </w:r>
+          </w:p>
+        </w:tc>
+        <w:tc>
+          <w:tcPr/>
+          <w:p>
+            <w:pPr>
+              <w:pStyle w:val="Compact"/>
+              <w:jc w:val="left"/>
+            </w:pPr>
+            <w:r>
+              <w:t xml:space="preserve">1</w:t>
+            </w:r>
+          </w:p>
+        </w:tc>
+        <w:tc>
+          <w:tcPr/>
+          <w:p>
+            <w:pPr>
+              <w:pStyle w:val="Compact"/>
+              <w:jc w:val="left"/>
+            </w:pPr>
+            <w:r>
+              <w:t xml:space="preserve">Medir y trazar</w:t>
             </w:r>
           </w:p>
         </w:tc>
@@ -631,14 +805,168 @@
       </w:r>
     </w:p>
     <w:bookmarkEnd w:id="25"/>
+    <w:bookmarkStart w:id="30" w:name="procedimiento"/>
+    <w:p>
+      <w:pPr>
+        <w:pStyle w:val="Heading2"/>
+      </w:pPr>
+      <w:r>
+        <w:t xml:space="preserve">🔬 PROCEDIMIENTO</w:t>
+      </w:r>
+    </w:p>
+    <w:bookmarkStart w:id="26" w:name="X31240f75d8e577dcda22f9d989e1ac72d73cbb6"/>
+    <w:p>
+      <w:pPr>
+        <w:pStyle w:val="Heading3"/>
+      </w:pPr>
+      <w:r>
+        <w:rPr>
+          <w:bCs/>
+          <w:b/>
+        </w:rPr>
+        <w:t xml:space="preserve">Actividad 1: Observación y Documentación (20 min)</w:t>
+      </w:r>
+    </w:p>
+    <w:p>
+      <w:pPr>
+        <w:numPr>
+          <w:ilvl w:val="0"/>
+          <w:numId w:val="1001"/>
+        </w:numPr>
+        <w:pStyle w:val="Compact"/>
+      </w:pPr>
+      <w:r>
+        <w:t xml:space="preserve">Observar videos educativos sobre animales marinos en hábitat natural vs. contaminado.</w:t>
+      </w:r>
+    </w:p>
+    <w:p>
+      <w:pPr>
+        <w:numPr>
+          <w:ilvl w:val="0"/>
+          <w:numId w:val="1001"/>
+        </w:numPr>
+        <w:pStyle w:val="Compact"/>
+      </w:pPr>
+      <w:r>
+        <w:t xml:space="preserve">Documentar en tabla las diferencias visuales entre océano limpio y contaminado.</w:t>
+      </w:r>
+    </w:p>
+    <w:p>
+      <w:pPr>
+        <w:numPr>
+          <w:ilvl w:val="0"/>
+          <w:numId w:val="1001"/>
+        </w:numPr>
+        <w:pStyle w:val="Compact"/>
+      </w:pPr>
+      <w:r>
+        <w:t xml:space="preserve">Realizar dibujos comparativos etiquetados.</w:t>
+      </w:r>
+    </w:p>
     <w:bookmarkEnd w:id="26"/>
-    <w:bookmarkStart w:id="27" w:name="materiales-necesarios"/>
-    <w:p>
-      <w:pPr>
-        <w:pStyle w:val="Heading2"/>
-      </w:pPr>
-      <w:r>
-        <w:t xml:space="preserve">📚 Materiales Necesarios</w:t>
+    <w:bookmarkStart w:id="27" w:name="Xbb56c400ef06701f7d14321300a59fd07972048"/>
+    <w:p>
+      <w:pPr>
+        <w:pStyle w:val="Heading3"/>
+      </w:pPr>
+      <w:r>
+        <w:rPr>
+          <w:bCs/>
+          <w:b/>
+        </w:rPr>
+        <w:t xml:space="preserve">Actividad 2: Clasificación Científica (30 min)</w:t>
+      </w:r>
+    </w:p>
+    <w:p>
+      <w:pPr>
+        <w:numPr>
+          <w:ilvl w:val="0"/>
+          <w:numId w:val="1002"/>
+        </w:numPr>
+        <w:pStyle w:val="Compact"/>
+      </w:pPr>
+      <w:r>
+        <w:t xml:space="preserve">Recolectar 10 objetos comunes del hogar.</w:t>
+      </w:r>
+    </w:p>
+    <w:p>
+      <w:pPr>
+        <w:numPr>
+          <w:ilvl w:val="0"/>
+          <w:numId w:val="1002"/>
+        </w:numPr>
+        <w:pStyle w:val="Compact"/>
+      </w:pPr>
+      <w:r>
+        <w:t xml:space="preserve">Clasificar por: material, tiempo de descomposición, probabilidad de llegar al mar.</w:t>
+      </w:r>
+    </w:p>
+    <w:p>
+      <w:pPr>
+        <w:numPr>
+          <w:ilvl w:val="0"/>
+          <w:numId w:val="1002"/>
+        </w:numPr>
+        <w:pStyle w:val="Compact"/>
+      </w:pPr>
+      <w:r>
+        <w:t xml:space="preserve">Construir tabla de clasificación con códigos de color.</w:t>
+      </w:r>
+    </w:p>
+    <w:bookmarkEnd w:id="27"/>
+    <w:bookmarkStart w:id="28" w:name="Xf2536e03fe60e92f4a8b213de1cd9a3b3038394"/>
+    <w:p>
+      <w:pPr>
+        <w:pStyle w:val="Heading3"/>
+      </w:pPr>
+      <w:r>
+        <w:rPr>
+          <w:bCs/>
+          <w:b/>
+        </w:rPr>
+        <w:t xml:space="preserve">Actividad 3: Experimento</w:t>
+      </w:r>
+      <w:r>
+        <w:rPr>
+          <w:bCs/>
+          <w:b/>
+        </w:rPr>
+        <w:t xml:space="preserve"> </w:t>
+      </w:r>
+      <w:r>
+        <w:rPr>
+          <w:bCs/>
+          <w:b/>
+        </w:rPr>
+        <w:t xml:space="preserve">“</w:t>
+      </w:r>
+      <w:r>
+        <w:rPr>
+          <w:bCs/>
+          <w:b/>
+        </w:rPr>
+        <w:t xml:space="preserve">Océano en una Botella</w:t>
+      </w:r>
+      <w:r>
+        <w:rPr>
+          <w:bCs/>
+          <w:b/>
+        </w:rPr>
+        <w:t xml:space="preserve">”</w:t>
+      </w:r>
+      <w:r>
+        <w:rPr>
+          <w:bCs/>
+          <w:b/>
+        </w:rPr>
+        <w:t xml:space="preserve"> </w:t>
+      </w:r>
+      <w:r>
+        <w:rPr>
+          <w:bCs/>
+          <w:b/>
+        </w:rPr>
+        <w:t xml:space="preserve">(35 min)</w:t>
       </w:r>
     </w:p>
     <w:p>
@@ -650,7 +978,7 @@
         <w:pStyle w:val="Compact"/>
       </w:pPr>
       <w:r>
-        <w:t xml:space="preserve">Hojas de papel blanco (para dibujos)</w:t>
+        <w:t xml:space="preserve">Llenar botella con agua limpia hasta ¾.</w:t>
       </w:r>
     </w:p>
     <w:p>
@@ -662,7 +990,7 @@
         <w:pStyle w:val="Compact"/>
       </w:pPr>
       <w:r>
-        <w:t xml:space="preserve">Colores/lápices de colores</w:t>
+        <w:t xml:space="preserve">Agregar arena (fondo marino).</w:t>
       </w:r>
     </w:p>
     <w:p>
@@ -674,7 +1002,17 @@
         <w:pStyle w:val="Compact"/>
       </w:pPr>
       <w:r>
-        <w:t xml:space="preserve">Revistas o periódicos viejos (para recortar)</w:t>
+        <w:rPr>
+          <w:bCs/>
+          <w:b/>
+        </w:rPr>
+        <w:t xml:space="preserve">Documentar estado inicial</w:t>
+      </w:r>
+      <w:r>
+        <w:t xml:space="preserve"> </w:t>
+      </w:r>
+      <w:r>
+        <w:t xml:space="preserve">(dibujo + descripción).</w:t>
       </w:r>
     </w:p>
     <w:p>
@@ -686,7 +1024,7 @@
         <w:pStyle w:val="Compact"/>
       </w:pPr>
       <w:r>
-        <w:t xml:space="preserve">Una botella plástica transparente (para experimento)</w:t>
+        <w:t xml:space="preserve">Agregar aceite vegetal — observar comportamiento en superficie.</w:t>
       </w:r>
     </w:p>
     <w:p>
@@ -698,7 +1036,115 @@
         <w:pStyle w:val="Compact"/>
       </w:pPr>
       <w:r>
-        <w:t xml:space="preserve">Arena, agua, aceite vegetal, plásticos pequeños</w:t>
+        <w:t xml:space="preserve">Agregar plásticos — observar flotación.</w:t>
+      </w:r>
+    </w:p>
+    <w:p>
+      <w:pPr>
+        <w:numPr>
+          <w:ilvl w:val="0"/>
+          <w:numId w:val="1003"/>
+        </w:numPr>
+        <w:pStyle w:val="Compact"/>
+      </w:pPr>
+      <w:r>
+        <w:t xml:space="preserve">Agitar suavemente — documentar cambios.</w:t>
+      </w:r>
+    </w:p>
+    <w:p>
+      <w:pPr>
+        <w:numPr>
+          <w:ilvl w:val="0"/>
+          <w:numId w:val="1003"/>
+        </w:numPr>
+        <w:pStyle w:val="Compact"/>
+      </w:pPr>
+      <w:r>
+        <w:t xml:space="preserve">Dejar reposar 10 minutos — observar separación de capas.</w:t>
+      </w:r>
+    </w:p>
+    <w:p>
+      <w:pPr>
+        <w:numPr>
+          <w:ilvl w:val="0"/>
+          <w:numId w:val="1003"/>
+        </w:numPr>
+        <w:pStyle w:val="Compact"/>
+      </w:pPr>
+      <w:r>
+        <w:rPr>
+          <w:bCs/>
+          <w:b/>
+        </w:rPr>
+        <w:t xml:space="preserve">Documentar estado final</w:t>
+      </w:r>
+      <w:r>
+        <w:t xml:space="preserve"> </w:t>
+      </w:r>
+      <w:r>
+        <w:t xml:space="preserve">(dibujo + descripción).</w:t>
+      </w:r>
+    </w:p>
+    <w:bookmarkEnd w:id="28"/>
+    <w:bookmarkStart w:id="29" w:name="actividad-4-análisis-y-propuesta-25-min"/>
+    <w:p>
+      <w:pPr>
+        <w:pStyle w:val="Heading3"/>
+      </w:pPr>
+      <w:r>
+        <w:rPr>
+          <w:bCs/>
+          <w:b/>
+        </w:rPr>
+        <w:t xml:space="preserve">Actividad 4: Análisis y Propuesta (25 min)</w:t>
+      </w:r>
+    </w:p>
+    <w:p>
+      <w:pPr>
+        <w:numPr>
+          <w:ilvl w:val="0"/>
+          <w:numId w:val="1004"/>
+        </w:numPr>
+        <w:pStyle w:val="Compact"/>
+      </w:pPr>
+      <w:r>
+        <w:t xml:space="preserve">Analizar resultados del experimento.</w:t>
+      </w:r>
+    </w:p>
+    <w:p>
+      <w:pPr>
+        <w:numPr>
+          <w:ilvl w:val="0"/>
+          <w:numId w:val="1004"/>
+        </w:numPr>
+        <w:pStyle w:val="Compact"/>
+      </w:pPr>
+      <w:r>
+        <w:t xml:space="preserve">Identificar 3 acciones concretas para la familia.</w:t>
+      </w:r>
+    </w:p>
+    <w:p>
+      <w:pPr>
+        <w:numPr>
+          <w:ilvl w:val="0"/>
+          <w:numId w:val="1004"/>
+        </w:numPr>
+        <w:pStyle w:val="Compact"/>
+      </w:pPr>
+      <w:r>
+        <w:t xml:space="preserve">Crear cartel visual con promesas/compromisos.</w:t>
+      </w:r>
+    </w:p>
+    <w:p>
+      <w:pPr>
+        <w:numPr>
+          <w:ilvl w:val="0"/>
+          <w:numId w:val="1004"/>
+        </w:numPr>
+        <w:pStyle w:val="Compact"/>
+      </w:pPr>
+      <w:r>
+        <w:t xml:space="preserve">Preparar presentación de 3 minutos para ExpoPlay.</w:t>
       </w:r>
     </w:p>
     <w:p>
@@ -708,158 +1154,109 @@
         </w:pict>
       </w:r>
     </w:p>
-    <w:bookmarkEnd w:id="27"/>
-    <w:bookmarkStart w:id="32" w:name="actividades-propuestas"/>
+    <w:bookmarkEnd w:id="29"/>
+    <w:bookmarkEnd w:id="30"/>
+    <w:bookmarkStart w:id="36" w:name="stem-por-áreas"/>
     <w:p>
       <w:pPr>
         <w:pStyle w:val="Heading2"/>
       </w:pPr>
       <w:r>
-        <w:t xml:space="preserve">🎨 Actividades Propuestas</w:t>
-      </w:r>
-    </w:p>
-    <w:bookmarkStart w:id="28" w:name="Xde17e2689135105f9fe9bda9ae1cd4465e34574"/>
+        <w:t xml:space="preserve">🧬 STEM+ POR ÁREAS</w:t>
+      </w:r>
+    </w:p>
+    <w:bookmarkStart w:id="31" w:name="s-ciencia-science"/>
     <w:p>
       <w:pPr>
         <w:pStyle w:val="Heading3"/>
       </w:pPr>
       <w:r>
-        <w:t xml:space="preserve">Actividad 1:</w:t>
-      </w:r>
-      <w:r>
-        <w:t xml:space="preserve"> </w:t>
-      </w:r>
-      <w:r>
+        <w:rPr>
+          <w:bCs/>
+          <w:b/>
+        </w:rPr>
+        <w:t xml:space="preserve">S — CIENCIA (Science)</w:t>
+      </w:r>
+      <w:r>
+        <w:t xml:space="preserve"> </w:t>
+      </w:r>
+      <w:r>
+        <w:t xml:space="preserve">🔬</w:t>
+      </w:r>
+    </w:p>
+    <w:p>
+      <w:pPr>
+        <w:pStyle w:val="FirstParagraph"/>
+      </w:pPr>
+      <w:r>
+        <w:rPr>
+          <w:bCs/>
+          <w:b/>
+        </w:rPr>
+        <w:t xml:space="preserve">Método científico aplicado:</w:t>
+      </w:r>
+    </w:p>
+    <w:p>
+      <w:pPr>
+        <w:numPr>
+          <w:ilvl w:val="0"/>
+          <w:numId w:val="1005"/>
+        </w:numPr>
+        <w:pStyle w:val="Compact"/>
+      </w:pPr>
+      <w:r>
+        <w:rPr>
+          <w:bCs/>
+          <w:b/>
+        </w:rPr>
+        <w:t xml:space="preserve">Observación:</w:t>
+      </w:r>
+      <w:r>
+        <w:t xml:space="preserve"> </w:t>
+      </w:r>
+      <w:r>
+        <w:t xml:space="preserve">Documentar características visuales de océano saludable vs. contaminado.</w:t>
+      </w:r>
+    </w:p>
+    <w:p>
+      <w:pPr>
+        <w:numPr>
+          <w:ilvl w:val="0"/>
+          <w:numId w:val="1005"/>
+        </w:numPr>
+        <w:pStyle w:val="Compact"/>
+      </w:pPr>
+      <w:r>
+        <w:rPr>
+          <w:bCs/>
+          <w:b/>
+        </w:rPr>
+        <w:t xml:space="preserve">Hipótesis:</w:t>
+      </w:r>
+      <w:r>
+        <w:t xml:space="preserve"> </w:t>
+      </w:r>
+      <w:r>
+        <w:rPr>
+          <w:iCs/>
+          <w:i/>
+        </w:rPr>
         <w:t xml:space="preserve">“</w:t>
       </w:r>
       <w:r>
-        <w:t xml:space="preserve">¿Qué hay en el mar?</w:t>
-      </w:r>
-      <w:r>
+        <w:rPr>
+          <w:iCs/>
+          <w:i/>
+        </w:rPr>
+        <w:t xml:space="preserve">Si arrojamos plásticos y aceite al agua, los animales marinos no podrán vivir bien porque el agua se vuelve tóxica.</w:t>
+      </w:r>
+      <w:r>
+        <w:rPr>
+          <w:iCs/>
+          <w:i/>
+        </w:rPr>
         <w:t xml:space="preserve">”</w:t>
       </w:r>
-      <w:r>
-        <w:t xml:space="preserve"> </w:t>
-      </w:r>
-      <w:r>
-        <w:t xml:space="preserve">(Observación)</w:t>
-      </w:r>
-    </w:p>
-    <w:p>
-      <w:pPr>
-        <w:numPr>
-          <w:ilvl w:val="0"/>
-          <w:numId w:val="1004"/>
-        </w:numPr>
-        <w:pStyle w:val="Compact"/>
-      </w:pPr>
-      <w:r>
-        <w:rPr>
-          <w:bCs/>
-          <w:b/>
-        </w:rPr>
-        <w:t xml:space="preserve">Duración:</w:t>
-      </w:r>
-      <w:r>
-        <w:t xml:space="preserve"> </w:t>
-      </w:r>
-      <w:r>
-        <w:t xml:space="preserve">20 minutos</w:t>
-      </w:r>
-    </w:p>
-    <w:p>
-      <w:pPr>
-        <w:numPr>
-          <w:ilvl w:val="0"/>
-          <w:numId w:val="1004"/>
-        </w:numPr>
-        <w:pStyle w:val="Compact"/>
-      </w:pPr>
-      <w:r>
-        <w:rPr>
-          <w:bCs/>
-          <w:b/>
-        </w:rPr>
-        <w:t xml:space="preserve">Material:</w:t>
-      </w:r>
-      <w:r>
-        <w:t xml:space="preserve"> </w:t>
-      </w:r>
-      <w:r>
-        <w:t xml:space="preserve">Videos educativos + dibujo</w:t>
-      </w:r>
-    </w:p>
-    <w:p>
-      <w:pPr>
-        <w:numPr>
-          <w:ilvl w:val="0"/>
-          <w:numId w:val="1004"/>
-        </w:numPr>
-        <w:pStyle w:val="Compact"/>
-      </w:pPr>
-      <w:r>
-        <w:rPr>
-          <w:bCs/>
-          <w:b/>
-        </w:rPr>
-        <w:t xml:space="preserve">Instrucción:</w:t>
-      </w:r>
-      <w:r>
-        <w:t xml:space="preserve"> </w:t>
-      </w:r>
-      <w:r>
-        <w:t xml:space="preserve">Ver un video sobre animales marinos felices vs. tristes (con basura)</w:t>
-      </w:r>
-    </w:p>
-    <w:p>
-      <w:pPr>
-        <w:numPr>
-          <w:ilvl w:val="0"/>
-          <w:numId w:val="1004"/>
-        </w:numPr>
-        <w:pStyle w:val="Compact"/>
-      </w:pPr>
-      <w:r>
-        <w:rPr>
-          <w:bCs/>
-          <w:b/>
-        </w:rPr>
-        <w:t xml:space="preserve">Producto:</w:t>
-      </w:r>
-      <w:r>
-        <w:t xml:space="preserve"> </w:t>
-      </w:r>
-      <w:r>
-        <w:t xml:space="preserve">Dibujo de un mar limpio vs. un mar sucio</w:t>
-      </w:r>
-    </w:p>
-    <w:bookmarkEnd w:id="28"/>
-    <w:bookmarkStart w:id="29" w:name="X63e25681a8d610c6c47c51fec1a581772daa923"/>
-    <w:p>
-      <w:pPr>
-        <w:pStyle w:val="Heading3"/>
-      </w:pPr>
-      <w:r>
-        <w:t xml:space="preserve">Actividad 2:</w:t>
-      </w:r>
-      <w:r>
-        <w:t xml:space="preserve"> </w:t>
-      </w:r>
-      <w:r>
-        <w:t xml:space="preserve">“</w:t>
-      </w:r>
-      <w:r>
-        <w:t xml:space="preserve">Detectives de Basura</w:t>
-      </w:r>
-      <w:r>
-        <w:t xml:space="preserve">”</w:t>
-      </w:r>
-      <w:r>
-        <w:t xml:space="preserve"> </w:t>
-      </w:r>
-      <w:r>
-        <w:t xml:space="preserve">(Clasificación)</w:t>
-      </w:r>
     </w:p>
     <w:p>
       <w:pPr>
@@ -874,13 +1271,13 @@
           <w:bCs/>
           <w:b/>
         </w:rPr>
-        <w:t xml:space="preserve">Duración:</w:t>
-      </w:r>
-      <w:r>
-        <w:t xml:space="preserve"> </w:t>
-      </w:r>
-      <w:r>
-        <w:t xml:space="preserve">30 minutos</w:t>
+        <w:t xml:space="preserve">Experimentación:</w:t>
+      </w:r>
+      <w:r>
+        <w:t xml:space="preserve"> </w:t>
+      </w:r>
+      <w:r>
+        <w:t xml:space="preserve">Simular ecosistema marino con variables controladas (aceite = hidrocarburo, plásticos = microplásticos).</w:t>
       </w:r>
     </w:p>
     <w:p>
@@ -896,13 +1293,13 @@
           <w:bCs/>
           <w:b/>
         </w:rPr>
-        <w:t xml:space="preserve">Material:</w:t>
-      </w:r>
-      <w:r>
-        <w:t xml:space="preserve"> </w:t>
-      </w:r>
-      <w:r>
-        <w:t xml:space="preserve">Basura de la casa (limpia) o fotos recortadas</w:t>
+        <w:t xml:space="preserve">Análisis:</w:t>
+      </w:r>
+      <w:r>
+        <w:t xml:space="preserve"> </w:t>
+      </w:r>
+      <w:r>
+        <w:t xml:space="preserve">El aceite forma capa superficial que impide oxígeno; plásticos se fragmentan y pueden ser ingeridos.</w:t>
       </w:r>
     </w:p>
     <w:p>
@@ -918,405 +1315,31 @@
           <w:bCs/>
           <w:b/>
         </w:rPr>
-        <w:t xml:space="preserve">Instrucción:</w:t>
-      </w:r>
-      <w:r>
-        <w:t xml:space="preserve"> </w:t>
-      </w:r>
-      <w:r>
-        <w:t xml:space="preserve">Clasificar objetos en:</w:t>
-      </w:r>
-    </w:p>
-    <w:p>
-      <w:pPr>
-        <w:numPr>
-          <w:ilvl w:val="1"/>
-          <w:numId w:val="1006"/>
-        </w:numPr>
-        <w:pStyle w:val="Compact"/>
-      </w:pPr>
-      <w:r>
-        <w:t xml:space="preserve">✅ Se descompone (natural)</w:t>
-      </w:r>
-    </w:p>
-    <w:p>
-      <w:pPr>
-        <w:numPr>
-          <w:ilvl w:val="1"/>
-          <w:numId w:val="1006"/>
-        </w:numPr>
-        <w:pStyle w:val="Compact"/>
-      </w:pPr>
-      <w:r>
-        <w:t xml:space="preserve">❌ No se descompone (plástico, metal)</w:t>
-      </w:r>
-    </w:p>
-    <w:p>
-      <w:pPr>
-        <w:numPr>
-          <w:ilvl w:val="0"/>
-          <w:numId w:val="1005"/>
-        </w:numPr>
-        <w:pStyle w:val="Compact"/>
-      </w:pPr>
-      <w:r>
-        <w:rPr>
-          <w:bCs/>
-          <w:b/>
-        </w:rPr>
-        <w:t xml:space="preserve">Producto:</w:t>
-      </w:r>
-      <w:r>
-        <w:t xml:space="preserve"> </w:t>
-      </w:r>
-      <w:r>
-        <w:t xml:space="preserve">Tabla de clasificación con dibujos</w:t>
-      </w:r>
-    </w:p>
-    <w:bookmarkEnd w:id="29"/>
-    <w:bookmarkStart w:id="30" w:name="X0e54b6ad4bac5f3e458dadcce09092160a3efbc"/>
-    <w:p>
-      <w:pPr>
-        <w:pStyle w:val="Heading3"/>
-      </w:pPr>
-      <w:r>
-        <w:t xml:space="preserve">Actividad 3:</w:t>
-      </w:r>
-      <w:r>
-        <w:t xml:space="preserve"> </w:t>
-      </w:r>
-      <w:r>
-        <w:t xml:space="preserve">“</w:t>
-      </w:r>
-      <w:r>
-        <w:t xml:space="preserve">El Mar en una Botella</w:t>
-      </w:r>
-      <w:r>
-        <w:t xml:space="preserve">”</w:t>
-      </w:r>
-      <w:r>
-        <w:t xml:space="preserve"> </w:t>
-      </w:r>
-      <w:r>
-        <w:t xml:space="preserve">(Experimento)</w:t>
-      </w:r>
-    </w:p>
-    <w:p>
-      <w:pPr>
-        <w:numPr>
-          <w:ilvl w:val="0"/>
-          <w:numId w:val="1007"/>
-        </w:numPr>
-        <w:pStyle w:val="Compact"/>
-      </w:pPr>
-      <w:r>
-        <w:rPr>
-          <w:bCs/>
-          <w:b/>
-        </w:rPr>
-        <w:t xml:space="preserve">Duración:</w:t>
-      </w:r>
-      <w:r>
-        <w:t xml:space="preserve"> </w:t>
-      </w:r>
-      <w:r>
-        <w:t xml:space="preserve">25 minutos</w:t>
-      </w:r>
-    </w:p>
-    <w:p>
-      <w:pPr>
-        <w:numPr>
-          <w:ilvl w:val="0"/>
-          <w:numId w:val="1007"/>
-        </w:numPr>
-        <w:pStyle w:val="Compact"/>
-      </w:pPr>
-      <w:r>
-        <w:rPr>
-          <w:bCs/>
-          <w:b/>
-        </w:rPr>
-        <w:t xml:space="preserve">Material:</w:t>
-      </w:r>
-      <w:r>
-        <w:t xml:space="preserve"> </w:t>
-      </w:r>
-      <w:r>
-        <w:t xml:space="preserve">Botella plástica, agua, arena, aceite, plásticos</w:t>
-      </w:r>
-    </w:p>
-    <w:p>
-      <w:pPr>
-        <w:numPr>
-          <w:ilvl w:val="0"/>
-          <w:numId w:val="1007"/>
-        </w:numPr>
-        <w:pStyle w:val="Compact"/>
-      </w:pPr>
-      <w:r>
-        <w:rPr>
-          <w:bCs/>
-          <w:b/>
-        </w:rPr>
-        <w:t xml:space="preserve">Instrucción:</w:t>
-      </w:r>
-    </w:p>
-    <w:p>
-      <w:pPr>
-        <w:numPr>
-          <w:ilvl w:val="1"/>
-          <w:numId w:val="1008"/>
-        </w:numPr>
-        <w:pStyle w:val="Compact"/>
-      </w:pPr>
-      <w:r>
-        <w:t xml:space="preserve">Llenar botella con agua limpia (</w:t>
-      </w:r>
-      <w:r>
-        <w:t xml:space="preserve">“</w:t>
-      </w:r>
-      <w:r>
-        <w:t xml:space="preserve">mar limpio</w:t>
-      </w:r>
-      <w:r>
-        <w:t xml:space="preserve">”</w:t>
-      </w:r>
-      <w:r>
-        <w:t xml:space="preserve">)</w:t>
-      </w:r>
-    </w:p>
-    <w:p>
-      <w:pPr>
-        <w:numPr>
-          <w:ilvl w:val="1"/>
-          <w:numId w:val="1008"/>
-        </w:numPr>
-        <w:pStyle w:val="Compact"/>
-      </w:pPr>
-      <w:r>
-        <w:t xml:space="preserve">Agregar aceite (</w:t>
-      </w:r>
-      <w:r>
-        <w:t xml:space="preserve">“</w:t>
-      </w:r>
-      <w:r>
-        <w:t xml:space="preserve">derrame de petróleo</w:t>
-      </w:r>
-      <w:r>
-        <w:t xml:space="preserve">”</w:t>
-      </w:r>
-      <w:r>
-        <w:t xml:space="preserve">)</w:t>
-      </w:r>
-    </w:p>
-    <w:p>
-      <w:pPr>
-        <w:numPr>
-          <w:ilvl w:val="1"/>
-          <w:numId w:val="1008"/>
-        </w:numPr>
-        <w:pStyle w:val="Compact"/>
-      </w:pPr>
-      <w:r>
-        <w:t xml:space="preserve">Agregar plásticos (</w:t>
-      </w:r>
-      <w:r>
-        <w:t xml:space="preserve">“</w:t>
-      </w:r>
-      <w:r>
-        <w:t xml:space="preserve">basura</w:t>
-      </w:r>
-      <w:r>
-        <w:t xml:space="preserve">”</w:t>
-      </w:r>
-      <w:r>
-        <w:t xml:space="preserve">)</w:t>
-      </w:r>
-    </w:p>
-    <w:p>
-      <w:pPr>
-        <w:numPr>
-          <w:ilvl w:val="1"/>
-          <w:numId w:val="1008"/>
-        </w:numPr>
-        <w:pStyle w:val="Compact"/>
-      </w:pPr>
-      <w:r>
-        <w:t xml:space="preserve">Observar qué pasa</w:t>
-      </w:r>
-    </w:p>
-    <w:p>
-      <w:pPr>
-        <w:numPr>
-          <w:ilvl w:val="0"/>
-          <w:numId w:val="1007"/>
-        </w:numPr>
-        <w:pStyle w:val="Compact"/>
-      </w:pPr>
-      <w:r>
-        <w:rPr>
-          <w:bCs/>
-          <w:b/>
-        </w:rPr>
-        <w:t xml:space="preserve">Producto:</w:t>
-      </w:r>
-      <w:r>
-        <w:t xml:space="preserve"> </w:t>
-      </w:r>
-      <w:r>
-        <w:t xml:space="preserve">Botella + dibujo de observaciones</w:t>
-      </w:r>
-    </w:p>
-    <w:bookmarkEnd w:id="30"/>
-    <w:bookmarkStart w:id="31" w:name="actividad-4-mi-promesa-al-mar-compromiso"/>
-    <w:p>
-      <w:pPr>
-        <w:pStyle w:val="Heading3"/>
-      </w:pPr>
-      <w:r>
-        <w:t xml:space="preserve">Actividad 4:</w:t>
-      </w:r>
-      <w:r>
-        <w:t xml:space="preserve"> </w:t>
-      </w:r>
-      <w:r>
-        <w:t xml:space="preserve">“</w:t>
-      </w:r>
-      <w:r>
-        <w:t xml:space="preserve">Mi Promesa al Mar</w:t>
-      </w:r>
-      <w:r>
-        <w:t xml:space="preserve">”</w:t>
-      </w:r>
-      <w:r>
-        <w:t xml:space="preserve"> </w:t>
-      </w:r>
-      <w:r>
-        <w:t xml:space="preserve">(Compromiso)</w:t>
-      </w:r>
-    </w:p>
-    <w:p>
-      <w:pPr>
-        <w:numPr>
-          <w:ilvl w:val="0"/>
-          <w:numId w:val="1009"/>
-        </w:numPr>
-        <w:pStyle w:val="Compact"/>
-      </w:pPr>
-      <w:r>
-        <w:rPr>
-          <w:bCs/>
-          <w:b/>
-        </w:rPr>
-        <w:t xml:space="preserve">Duración:</w:t>
-      </w:r>
-      <w:r>
-        <w:t xml:space="preserve"> </w:t>
-      </w:r>
-      <w:r>
-        <w:t xml:space="preserve">20 minutos</w:t>
-      </w:r>
-    </w:p>
-    <w:p>
-      <w:pPr>
-        <w:numPr>
-          <w:ilvl w:val="0"/>
-          <w:numId w:val="1009"/>
-        </w:numPr>
-        <w:pStyle w:val="Compact"/>
-      </w:pPr>
-      <w:r>
-        <w:rPr>
-          <w:bCs/>
-          <w:b/>
-        </w:rPr>
-        <w:t xml:space="preserve">Material:</w:t>
-      </w:r>
-      <w:r>
-        <w:t xml:space="preserve"> </w:t>
-      </w:r>
-      <w:r>
-        <w:t xml:space="preserve">Cartulina, colores, pegante</w:t>
-      </w:r>
-    </w:p>
-    <w:p>
-      <w:pPr>
-        <w:numPr>
-          <w:ilvl w:val="0"/>
-          <w:numId w:val="1009"/>
-        </w:numPr>
-        <w:pStyle w:val="Compact"/>
-      </w:pPr>
-      <w:r>
-        <w:rPr>
-          <w:bCs/>
-          <w:b/>
-        </w:rPr>
-        <w:t xml:space="preserve">Instrucción:</w:t>
-      </w:r>
-      <w:r>
-        <w:t xml:space="preserve"> </w:t>
-      </w:r>
-      <w:r>
-        <w:t xml:space="preserve">Crear un cartel para la casa con 3 promesas:</w:t>
-      </w:r>
-    </w:p>
-    <w:p>
-      <w:pPr>
-        <w:numPr>
-          <w:ilvl w:val="1"/>
-          <w:numId w:val="1010"/>
-        </w:numPr>
-        <w:pStyle w:val="Compact"/>
-      </w:pPr>
-      <w:r>
-        <w:t xml:space="preserve">“</w:t>
-      </w:r>
-      <w:r>
-        <w:t xml:space="preserve">Yo voy a…</w:t>
-      </w:r>
-      <w:r>
-        <w:t xml:space="preserve">”</w:t>
-      </w:r>
-    </w:p>
-    <w:p>
-      <w:pPr>
-        <w:numPr>
-          <w:ilvl w:val="1"/>
-          <w:numId w:val="1010"/>
-        </w:numPr>
-        <w:pStyle w:val="Compact"/>
-      </w:pPr>
-      <w:r>
-        <w:t xml:space="preserve">“</w:t>
-      </w:r>
-      <w:r>
-        <w:t xml:space="preserve">Mi familia va a…</w:t>
-      </w:r>
-      <w:r>
-        <w:t xml:space="preserve">”</w:t>
-      </w:r>
-    </w:p>
-    <w:p>
-      <w:pPr>
-        <w:numPr>
-          <w:ilvl w:val="0"/>
-          <w:numId w:val="1009"/>
-        </w:numPr>
-        <w:pStyle w:val="Compact"/>
-      </w:pPr>
-      <w:r>
-        <w:rPr>
-          <w:bCs/>
-          <w:b/>
-        </w:rPr>
-        <w:t xml:space="preserve">Producto:</w:t>
-      </w:r>
-      <w:r>
-        <w:t xml:space="preserve"> </w:t>
-      </w:r>
-      <w:r>
-        <w:t xml:space="preserve">Cartel para pegar en la cocina/baño</w:t>
+        <w:t xml:space="preserve">Conclusión:</w:t>
+      </w:r>
+      <w:r>
+        <w:t xml:space="preserve"> </w:t>
+      </w:r>
+      <w:r>
+        <w:t xml:space="preserve">La contaminación altera la química del agua y representa riesgos para la fauna marina.</w:t>
+      </w:r>
+    </w:p>
+    <w:p>
+      <w:pPr>
+        <w:pStyle w:val="FirstParagraph"/>
+      </w:pPr>
+      <w:r>
+        <w:rPr>
+          <w:bCs/>
+          <w:b/>
+        </w:rPr>
+        <w:t xml:space="preserve">Disciplinas:</w:t>
+      </w:r>
+      <w:r>
+        <w:t xml:space="preserve"> </w:t>
+      </w:r>
+      <w:r>
+        <w:t xml:space="preserve">Biología marina, Química, Física (flotación, densidad), Ecología.</w:t>
       </w:r>
     </w:p>
     <w:p>
@@ -1327,14 +1350,1364 @@
       </w:r>
     </w:p>
     <w:bookmarkEnd w:id="31"/>
+    <w:bookmarkStart w:id="32" w:name="t-tecnología-technology"/>
+    <w:p>
+      <w:pPr>
+        <w:pStyle w:val="Heading3"/>
+      </w:pPr>
+      <w:r>
+        <w:rPr>
+          <w:bCs/>
+          <w:b/>
+        </w:rPr>
+        <w:t xml:space="preserve">T — TECNOLOGÍA (Technology)</w:t>
+      </w:r>
+      <w:r>
+        <w:t xml:space="preserve"> </w:t>
+      </w:r>
+      <w:r>
+        <w:t xml:space="preserve">💻</w:t>
+      </w:r>
+    </w:p>
+    <w:p>
+      <w:pPr>
+        <w:numPr>
+          <w:ilvl w:val="0"/>
+          <w:numId w:val="1006"/>
+        </w:numPr>
+        <w:pStyle w:val="Compact"/>
+      </w:pPr>
+      <w:r>
+        <w:t xml:space="preserve">Videos educativos (National Geographic Kids) para observación inicial.</w:t>
+      </w:r>
+    </w:p>
+    <w:p>
+      <w:pPr>
+        <w:numPr>
+          <w:ilvl w:val="0"/>
+          <w:numId w:val="1006"/>
+        </w:numPr>
+        <w:pStyle w:val="Compact"/>
+      </w:pPr>
+      <w:r>
+        <w:t xml:space="preserve">Fotografías del experimento antes/después para análisis comparativo.</w:t>
+      </w:r>
+    </w:p>
+    <w:p>
+      <w:pPr>
+        <w:numPr>
+          <w:ilvl w:val="0"/>
+          <w:numId w:val="1006"/>
+        </w:numPr>
+        <w:pStyle w:val="Compact"/>
+      </w:pPr>
+      <w:r>
+        <w:t xml:space="preserve">Apps de conservación marina para ampliar aprendizaje.</w:t>
+      </w:r>
+    </w:p>
+    <w:p>
+      <w:pPr>
+        <w:numPr>
+          <w:ilvl w:val="0"/>
+          <w:numId w:val="1006"/>
+        </w:numPr>
+        <w:pStyle w:val="Compact"/>
+      </w:pPr>
+      <w:r>
+        <w:t xml:space="preserve">Sistema de clasificación visual con códigos de color.</w:t>
+      </w:r>
+    </w:p>
+    <w:p>
+      <w:r>
+        <w:pict>
+          <v:rect style="width:0;height:1.5pt" o:hralign="center" o:hrstd="t" o:hr="t"/>
+        </w:pict>
+      </w:r>
+    </w:p>
     <w:bookmarkEnd w:id="32"/>
-    <w:bookmarkStart w:id="33" w:name="X4aacc6abc7f67f852d7d2e9a7c2beedd672a01f"/>
+    <w:bookmarkStart w:id="33" w:name="e-ingeniería-engineering"/>
+    <w:p>
+      <w:pPr>
+        <w:pStyle w:val="Heading3"/>
+      </w:pPr>
+      <w:r>
+        <w:rPr>
+          <w:bCs/>
+          <w:b/>
+        </w:rPr>
+        <w:t xml:space="preserve">E — INGENIERÍA (Engineering)</w:t>
+      </w:r>
+      <w:r>
+        <w:t xml:space="preserve"> </w:t>
+      </w:r>
+      <w:r>
+        <w:t xml:space="preserve">⚙️</w:t>
+      </w:r>
+    </w:p>
+    <w:p>
+      <w:pPr>
+        <w:numPr>
+          <w:ilvl w:val="0"/>
+          <w:numId w:val="1007"/>
+        </w:numPr>
+        <w:pStyle w:val="Compact"/>
+      </w:pPr>
+      <w:r>
+        <w:rPr>
+          <w:bCs/>
+          <w:b/>
+        </w:rPr>
+        <w:t xml:space="preserve">Diseño de sistema:</w:t>
+      </w:r>
+      <w:r>
+        <w:t xml:space="preserve"> </w:t>
+      </w:r>
+      <w:r>
+        <w:t xml:space="preserve">Modelo a escala</w:t>
+      </w:r>
+      <w:r>
+        <w:t xml:space="preserve"> </w:t>
+      </w:r>
+      <w:r>
+        <w:t xml:space="preserve">“</w:t>
+      </w:r>
+      <w:r>
+        <w:t xml:space="preserve">Océano en una Botella</w:t>
+      </w:r>
+      <w:r>
+        <w:t xml:space="preserve">”</w:t>
+      </w:r>
+      <w:r>
+        <w:t xml:space="preserve"> </w:t>
+      </w:r>
+      <w:r>
+        <w:t xml:space="preserve">que replica contaminación marina.</w:t>
+      </w:r>
+    </w:p>
+    <w:p>
+      <w:pPr>
+        <w:numPr>
+          <w:ilvl w:val="0"/>
+          <w:numId w:val="1007"/>
+        </w:numPr>
+        <w:pStyle w:val="Compact"/>
+      </w:pPr>
+      <w:r>
+        <w:rPr>
+          <w:bCs/>
+          <w:b/>
+        </w:rPr>
+        <w:t xml:space="preserve">Prototipado:</w:t>
+      </w:r>
+      <w:r>
+        <w:t xml:space="preserve"> </w:t>
+      </w:r>
+      <w:r>
+        <w:t xml:space="preserve">Botella como ecosistema cerrado para probar variables.</w:t>
+      </w:r>
+    </w:p>
+    <w:p>
+      <w:pPr>
+        <w:numPr>
+          <w:ilvl w:val="0"/>
+          <w:numId w:val="1007"/>
+        </w:numPr>
+        <w:pStyle w:val="Compact"/>
+      </w:pPr>
+      <w:r>
+        <w:rPr>
+          <w:bCs/>
+          <w:b/>
+        </w:rPr>
+        <w:t xml:space="preserve">Solución estructurada:</w:t>
+      </w:r>
+      <w:r>
+        <w:t xml:space="preserve"> </w:t>
+      </w:r>
+      <w:r>
+        <w:t xml:space="preserve">Cartel</w:t>
+      </w:r>
+      <w:r>
+        <w:t xml:space="preserve"> </w:t>
+      </w:r>
+      <w:r>
+        <w:t xml:space="preserve">“</w:t>
+      </w:r>
+      <w:r>
+        <w:t xml:space="preserve">Promesas al Mar</w:t>
+      </w:r>
+      <w:r>
+        <w:t xml:space="preserve">”</w:t>
+      </w:r>
+      <w:r>
+        <w:t xml:space="preserve"> </w:t>
+      </w:r>
+      <w:r>
+        <w:t xml:space="preserve">como sistema de recordatorio visual.</w:t>
+      </w:r>
+    </w:p>
+    <w:p>
+      <w:pPr>
+        <w:numPr>
+          <w:ilvl w:val="0"/>
+          <w:numId w:val="1007"/>
+        </w:numPr>
+        <w:pStyle w:val="Compact"/>
+      </w:pPr>
+      <w:r>
+        <w:rPr>
+          <w:bCs/>
+          <w:b/>
+        </w:rPr>
+        <w:t xml:space="preserve">Ingeniería ambiental:</w:t>
+      </w:r>
+      <w:r>
+        <w:t xml:space="preserve"> </w:t>
+      </w:r>
+      <w:r>
+        <w:t xml:space="preserve">Sistema de reducción de plásticos (botellas reutilizables, bolsas de tela, separación de residuos).</w:t>
+      </w:r>
+    </w:p>
+    <w:p>
+      <w:r>
+        <w:pict>
+          <v:rect style="width:0;height:1.5pt" o:hralign="center" o:hrstd="t" o:hr="t"/>
+        </w:pict>
+      </w:r>
+    </w:p>
+    <w:bookmarkEnd w:id="33"/>
+    <w:bookmarkStart w:id="34" w:name="m-matemáticas-mathematics"/>
+    <w:p>
+      <w:pPr>
+        <w:pStyle w:val="Heading3"/>
+      </w:pPr>
+      <w:r>
+        <w:rPr>
+          <w:bCs/>
+          <w:b/>
+        </w:rPr>
+        <w:t xml:space="preserve">M — MATEMÁTICAS (Mathematics)</w:t>
+      </w:r>
+      <w:r>
+        <w:t xml:space="preserve"> </w:t>
+      </w:r>
+      <w:r>
+        <w:t xml:space="preserve">📊</w:t>
+      </w:r>
+    </w:p>
+    <w:p>
+      <w:pPr>
+        <w:numPr>
+          <w:ilvl w:val="0"/>
+          <w:numId w:val="1008"/>
+        </w:numPr>
+        <w:pStyle w:val="Compact"/>
+      </w:pPr>
+      <w:r>
+        <w:rPr>
+          <w:bCs/>
+          <w:b/>
+        </w:rPr>
+        <w:t xml:space="preserve">Conteo:</w:t>
+      </w:r>
+      <w:r>
+        <w:t xml:space="preserve"> </w:t>
+      </w:r>
+      <w:r>
+        <w:t xml:space="preserve">Objetos plásticos usados en un día (promedio familiar).</w:t>
+      </w:r>
+    </w:p>
+    <w:p>
+      <w:pPr>
+        <w:numPr>
+          <w:ilvl w:val="0"/>
+          <w:numId w:val="1008"/>
+        </w:numPr>
+        <w:pStyle w:val="Compact"/>
+      </w:pPr>
+      <w:r>
+        <w:rPr>
+          <w:bCs/>
+          <w:b/>
+        </w:rPr>
+        <w:t xml:space="preserve">Tiempos de descomposición:</w:t>
+      </w:r>
+      <w:r>
+        <w:t xml:space="preserve"> </w:t>
+      </w:r>
+      <w:r>
+        <w:t xml:space="preserve">Plástico 450 años, papel 2-5 semanas, vidrio 4000+ años.</w:t>
+      </w:r>
+    </w:p>
+    <w:p>
+      <w:pPr>
+        <w:numPr>
+          <w:ilvl w:val="0"/>
+          <w:numId w:val="1008"/>
+        </w:numPr>
+        <w:pStyle w:val="Compact"/>
+      </w:pPr>
+      <w:r>
+        <w:rPr>
+          <w:bCs/>
+          <w:b/>
+        </w:rPr>
+        <w:t xml:space="preserve">Medición:</w:t>
+      </w:r>
+      <w:r>
+        <w:t xml:space="preserve"> </w:t>
+      </w:r>
+      <w:r>
+        <w:t xml:space="preserve">Cantidades de plástico recolectado.</w:t>
+      </w:r>
+    </w:p>
+    <w:p>
+      <w:pPr>
+        <w:numPr>
+          <w:ilvl w:val="0"/>
+          <w:numId w:val="1008"/>
+        </w:numPr>
+        <w:pStyle w:val="Compact"/>
+      </w:pPr>
+      <w:r>
+        <w:rPr>
+          <w:bCs/>
+          <w:b/>
+        </w:rPr>
+        <w:t xml:space="preserve">Proporciones:</w:t>
+      </w:r>
+      <w:r>
+        <w:t xml:space="preserve"> </w:t>
+      </w:r>
+      <w:r>
+        <w:t xml:space="preserve">Aceite del experimento vs. millones de litros en derrames reales.</w:t>
+      </w:r>
+    </w:p>
+    <w:p>
+      <w:pPr>
+        <w:numPr>
+          <w:ilvl w:val="0"/>
+          <w:numId w:val="1008"/>
+        </w:numPr>
+        <w:pStyle w:val="Compact"/>
+      </w:pPr>
+      <w:r>
+        <w:rPr>
+          <w:bCs/>
+          <w:b/>
+        </w:rPr>
+        <w:t xml:space="preserve">Gráficos:</w:t>
+      </w:r>
+      <w:r>
+        <w:t xml:space="preserve"> </w:t>
+      </w:r>
+      <w:r>
+        <w:t xml:space="preserve">Barras/pictogramas de tipos de basura encontrada.</w:t>
+      </w:r>
+    </w:p>
+    <w:p>
+      <w:r>
+        <w:pict>
+          <v:rect style="width:0;height:1.5pt" o:hralign="center" o:hrstd="t" o:hr="t"/>
+        </w:pict>
+      </w:r>
+    </w:p>
+    <w:bookmarkEnd w:id="34"/>
+    <w:bookmarkStart w:id="35" w:name="áreas-adicionales-plus"/>
+    <w:p>
+      <w:pPr>
+        <w:pStyle w:val="Heading3"/>
+      </w:pPr>
+      <w:r>
+        <w:rPr>
+          <w:bCs/>
+          <w:b/>
+        </w:rPr>
+        <w:t xml:space="preserve">+ — ÁREAS ADICIONALES (Plus)</w:t>
+      </w:r>
+      <w:r>
+        <w:t xml:space="preserve"> </w:t>
+      </w:r>
+      <w:r>
+        <w:t xml:space="preserve">🎨</w:t>
+      </w:r>
+    </w:p>
+    <w:p>
+      <w:pPr>
+        <w:pStyle w:val="FirstParagraph"/>
+      </w:pPr>
+      <w:r>
+        <w:rPr>
+          <w:bCs/>
+          <w:b/>
+        </w:rPr>
+        <w:t xml:space="preserve">Artes:</w:t>
+      </w:r>
+      <w:r>
+        <w:t xml:space="preserve"> </w:t>
+      </w:r>
+      <w:r>
+        <w:t xml:space="preserve">Ilustraciones comparativas, diseño del cartel, código de colores para peligro.</w:t>
+      </w:r>
+    </w:p>
+    <w:p>
+      <w:pPr>
+        <w:pStyle w:val="BodyText"/>
+      </w:pPr>
+      <w:r>
+        <w:rPr>
+          <w:bCs/>
+          <w:b/>
+        </w:rPr>
+        <w:t xml:space="preserve">Estudios Sociales:</w:t>
+      </w:r>
+      <w:r>
+        <w:t xml:space="preserve"> </w:t>
+      </w:r>
+      <w:r>
+        <w:t xml:space="preserve">Responsabilidad compartida —</w:t>
+      </w:r>
+      <w:r>
+        <w:t xml:space="preserve"> </w:t>
+      </w:r>
+      <w:r>
+        <w:t xml:space="preserve">“</w:t>
+      </w:r>
+      <w:r>
+        <w:t xml:space="preserve">Mi basura puede afectar a alguien en otra parte del mundo.</w:t>
+      </w:r>
+      <w:r>
+        <w:t xml:space="preserve">”</w:t>
+      </w:r>
+    </w:p>
+    <w:p>
+      <w:pPr>
+        <w:pStyle w:val="BodyText"/>
+      </w:pPr>
+      <w:r>
+        <w:rPr>
+          <w:bCs/>
+          <w:b/>
+        </w:rPr>
+        <w:t xml:space="preserve">Economía familiar:</w:t>
+      </w:r>
+      <w:r>
+        <w:t xml:space="preserve"> </w:t>
+      </w:r>
+      <w:r>
+        <w:t xml:space="preserve">Ahorro con botellas reutilizables vs. agua embotellada; bolsa de tela vs. 500 bolsas plásticas.</w:t>
+      </w:r>
+    </w:p>
+    <w:p>
+      <w:r>
+        <w:pict>
+          <v:rect style="width:0;height:1.5pt" o:hralign="center" o:hrstd="t" o:hr="t"/>
+        </w:pict>
+      </w:r>
+    </w:p>
+    <w:bookmarkEnd w:id="35"/>
+    <w:bookmarkEnd w:id="36"/>
+    <w:bookmarkStart w:id="37" w:name="expoplay-actividad-con-la-audiencia"/>
     <w:p>
       <w:pPr>
         <w:pStyle w:val="Heading2"/>
       </w:pPr>
       <w:r>
-        <w:t xml:space="preserve">✅ Criterios de Evaluación (Sencillos para 7 años)</w:t>
+        <w:t xml:space="preserve">🎪 EXPOPLAY — Actividad con la Audiencia</w:t>
+      </w:r>
+    </w:p>
+    <w:p>
+      <w:pPr>
+        <w:pStyle w:val="FirstParagraph"/>
+      </w:pPr>
+      <w:r>
+        <w:rPr>
+          <w:bCs/>
+          <w:b/>
+        </w:rPr>
+        <w:t xml:space="preserve">“</w:t>
+      </w:r>
+      <w:r>
+        <w:rPr>
+          <w:bCs/>
+          <w:b/>
+        </w:rPr>
+        <w:t xml:space="preserve">Detectives de Basura en Vivo</w:t>
+      </w:r>
+      <w:r>
+        <w:rPr>
+          <w:bCs/>
+          <w:b/>
+        </w:rPr>
+        <w:t xml:space="preserve">”</w:t>
+      </w:r>
+    </w:p>
+    <w:p>
+      <w:pPr>
+        <w:numPr>
+          <w:ilvl w:val="0"/>
+          <w:numId w:val="1009"/>
+        </w:numPr>
+        <w:pStyle w:val="Compact"/>
+      </w:pPr>
+      <w:r>
+        <w:rPr>
+          <w:bCs/>
+          <w:b/>
+        </w:rPr>
+        <w:t xml:space="preserve">Preparación:</w:t>
+      </w:r>
+      <w:r>
+        <w:t xml:space="preserve"> </w:t>
+      </w:r>
+      <w:r>
+        <w:t xml:space="preserve">10 objetos comunes en una caja misteriosa.</w:t>
+      </w:r>
+    </w:p>
+    <w:p>
+      <w:pPr>
+        <w:numPr>
+          <w:ilvl w:val="0"/>
+          <w:numId w:val="1009"/>
+        </w:numPr>
+        <w:pStyle w:val="Compact"/>
+      </w:pPr>
+      <w:r>
+        <w:rPr>
+          <w:bCs/>
+          <w:b/>
+        </w:rPr>
+        <w:t xml:space="preserve">Interacción:</w:t>
+      </w:r>
+      <w:r>
+        <w:t xml:space="preserve"> </w:t>
+      </w:r>
+      <w:r>
+        <w:t xml:space="preserve">3 compañeros clasifican objetos en</w:t>
+      </w:r>
+      <w:r>
+        <w:t xml:space="preserve"> </w:t>
+      </w:r>
+      <w:r>
+        <w:t xml:space="preserve">“</w:t>
+      </w:r>
+      <w:r>
+        <w:t xml:space="preserve">Se descompone</w:t>
+      </w:r>
+      <w:r>
+        <w:t xml:space="preserve">”</w:t>
+      </w:r>
+      <w:r>
+        <w:t xml:space="preserve"> </w:t>
+      </w:r>
+      <w:r>
+        <w:t xml:space="preserve">vs. </w:t>
+      </w:r>
+      <w:r>
+        <w:t xml:space="preserve">“</w:t>
+      </w:r>
+      <w:r>
+        <w:t xml:space="preserve">No se descompone</w:t>
+      </w:r>
+      <w:r>
+        <w:t xml:space="preserve">”</w:t>
+      </w:r>
+      <w:r>
+        <w:t xml:space="preserve">.</w:t>
+      </w:r>
+    </w:p>
+    <w:p>
+      <w:pPr>
+        <w:numPr>
+          <w:ilvl w:val="0"/>
+          <w:numId w:val="1009"/>
+        </w:numPr>
+        <w:pStyle w:val="Compact"/>
+      </w:pPr>
+      <w:r>
+        <w:rPr>
+          <w:bCs/>
+          <w:b/>
+        </w:rPr>
+        <w:t xml:space="preserve">Desafío:</w:t>
+      </w:r>
+      <w:r>
+        <w:t xml:space="preserve"> </w:t>
+      </w:r>
+      <w:r>
+        <w:t xml:space="preserve">Adivinar cuántos años tarda cada objeto en desaparecer del mar.</w:t>
+      </w:r>
+    </w:p>
+    <w:p>
+      <w:pPr>
+        <w:numPr>
+          <w:ilvl w:val="0"/>
+          <w:numId w:val="1009"/>
+        </w:numPr>
+        <w:pStyle w:val="Compact"/>
+      </w:pPr>
+      <w:r>
+        <w:rPr>
+          <w:bCs/>
+          <w:b/>
+        </w:rPr>
+        <w:t xml:space="preserve">Revelación:</w:t>
+      </w:r>
+      <w:r>
+        <w:t xml:space="preserve"> </w:t>
+      </w:r>
+      <w:r>
+        <w:t xml:space="preserve">Tabla con tiempos reales de descomposición.</w:t>
+      </w:r>
+    </w:p>
+    <w:p>
+      <w:pPr>
+        <w:numPr>
+          <w:ilvl w:val="0"/>
+          <w:numId w:val="1009"/>
+        </w:numPr>
+        <w:pStyle w:val="Compact"/>
+      </w:pPr>
+      <w:r>
+        <w:rPr>
+          <w:bCs/>
+          <w:b/>
+        </w:rPr>
+        <w:t xml:space="preserve">Compromiso colectivo:</w:t>
+      </w:r>
+      <w:r>
+        <w:t xml:space="preserve"> </w:t>
+      </w:r>
+      <w:r>
+        <w:t xml:space="preserve">Todos escriben una</w:t>
+      </w:r>
+      <w:r>
+        <w:t xml:space="preserve"> </w:t>
+      </w:r>
+      <w:r>
+        <w:t xml:space="preserve">“</w:t>
+      </w:r>
+      <w:r>
+        <w:t xml:space="preserve">Promesa al Mar</w:t>
+      </w:r>
+      <w:r>
+        <w:t xml:space="preserve">”</w:t>
+      </w:r>
+      <w:r>
+        <w:t xml:space="preserve"> </w:t>
+      </w:r>
+      <w:r>
+        <w:t xml:space="preserve">y la pegan en mural del océano.</w:t>
+      </w:r>
+    </w:p>
+    <w:p>
+      <w:pPr>
+        <w:pStyle w:val="FirstParagraph"/>
+      </w:pPr>
+      <w:r>
+        <w:rPr>
+          <w:bCs/>
+          <w:b/>
+        </w:rPr>
+        <w:t xml:space="preserve">Duración:</w:t>
+      </w:r>
+      <w:r>
+        <w:t xml:space="preserve"> </w:t>
+      </w:r>
+      <w:r>
+        <w:t xml:space="preserve">5-7 minutos</w:t>
+      </w:r>
+    </w:p>
+    <w:p>
+      <w:r>
+        <w:pict>
+          <v:rect style="width:0;height:1.5pt" o:hralign="center" o:hrstd="t" o:hr="t"/>
+        </w:pict>
+      </w:r>
+    </w:p>
+    <w:bookmarkEnd w:id="37"/>
+    <w:bookmarkStart w:id="40" w:name="resultados-y-conclusiones"/>
+    <w:p>
+      <w:pPr>
+        <w:pStyle w:val="Heading2"/>
+      </w:pPr>
+      <w:r>
+        <w:t xml:space="preserve">📊 RESULTADOS Y CONCLUSIONES</w:t>
+      </w:r>
+    </w:p>
+    <w:bookmarkStart w:id="38" w:name="resultados-clave"/>
+    <w:p>
+      <w:pPr>
+        <w:pStyle w:val="Heading3"/>
+      </w:pPr>
+      <w:r>
+        <w:t xml:space="preserve">Resultados Clave</w:t>
+      </w:r>
+    </w:p>
+    <w:p>
+      <w:pPr>
+        <w:numPr>
+          <w:ilvl w:val="0"/>
+          <w:numId w:val="1010"/>
+        </w:numPr>
+      </w:pPr>
+      <w:r>
+        <w:rPr>
+          <w:bCs/>
+          <w:b/>
+        </w:rPr>
+        <w:t xml:space="preserve">Contaminantes identificados:</w:t>
+      </w:r>
+      <w:r>
+        <w:t xml:space="preserve"> </w:t>
+      </w:r>
+      <w:r>
+        <w:t xml:space="preserve">Plásticos, aceites, jabones con microplásticos, vidrio, papel/cartón.</w:t>
+      </w:r>
+    </w:p>
+    <w:p>
+      <w:pPr>
+        <w:numPr>
+          <w:ilvl w:val="0"/>
+          <w:numId w:val="1010"/>
+        </w:numPr>
+      </w:pPr>
+      <w:r>
+        <w:rPr>
+          <w:bCs/>
+          <w:b/>
+        </w:rPr>
+        <w:t xml:space="preserve">Observaciones del experimento:</w:t>
+      </w:r>
+    </w:p>
+    <w:p>
+      <w:pPr>
+        <w:numPr>
+          <w:ilvl w:val="1"/>
+          <w:numId w:val="1011"/>
+        </w:numPr>
+        <w:pStyle w:val="Compact"/>
+      </w:pPr>
+      <w:r>
+        <w:t xml:space="preserve">Aceite forma capa opaca que impide visión del fondo.</w:t>
+      </w:r>
+    </w:p>
+    <w:p>
+      <w:pPr>
+        <w:numPr>
+          <w:ilvl w:val="1"/>
+          <w:numId w:val="1011"/>
+        </w:numPr>
+        <w:pStyle w:val="Compact"/>
+      </w:pPr>
+      <w:r>
+        <w:t xml:space="preserve">Plásticos flotan simulando</w:t>
+      </w:r>
+      <w:r>
+        <w:t xml:space="preserve"> </w:t>
+      </w:r>
+      <w:r>
+        <w:t xml:space="preserve">“</w:t>
+      </w:r>
+      <w:r>
+        <w:t xml:space="preserve">parche de basura</w:t>
+      </w:r>
+      <w:r>
+        <w:t xml:space="preserve">”</w:t>
+      </w:r>
+      <w:r>
+        <w:t xml:space="preserve"> </w:t>
+      </w:r>
+      <w:r>
+        <w:t xml:space="preserve">del Pacífico.</w:t>
+      </w:r>
+    </w:p>
+    <w:p>
+      <w:pPr>
+        <w:numPr>
+          <w:ilvl w:val="1"/>
+          <w:numId w:val="1011"/>
+        </w:numPr>
+        <w:pStyle w:val="Compact"/>
+      </w:pPr>
+      <w:r>
+        <w:t xml:space="preserve">Agua turbia con partículas suspendidas (microplásticos).</w:t>
+      </w:r>
+    </w:p>
+    <w:p>
+      <w:pPr>
+        <w:numPr>
+          <w:ilvl w:val="1"/>
+          <w:numId w:val="1011"/>
+        </w:numPr>
+        <w:pStyle w:val="Compact"/>
+      </w:pPr>
+      <w:r>
+        <w:t xml:space="preserve">Arena cubierta de película aceitosa.</w:t>
+      </w:r>
+    </w:p>
+    <w:p>
+      <w:pPr>
+        <w:numPr>
+          <w:ilvl w:val="0"/>
+          <w:numId w:val="1010"/>
+        </w:numPr>
+      </w:pPr>
+      <w:r>
+        <w:rPr>
+          <w:bCs/>
+          <w:b/>
+        </w:rPr>
+        <w:t xml:space="preserve">Impacto en fauna marina:</w:t>
+      </w:r>
+    </w:p>
+    <w:p>
+      <w:pPr>
+        <w:numPr>
+          <w:ilvl w:val="1"/>
+          <w:numId w:val="1012"/>
+        </w:numPr>
+        <w:pStyle w:val="Compact"/>
+      </w:pPr>
+      <w:r>
+        <w:t xml:space="preserve">Tortugas confunden bolsas plásticas con medusas.</w:t>
+      </w:r>
+    </w:p>
+    <w:p>
+      <w:pPr>
+        <w:numPr>
+          <w:ilvl w:val="1"/>
+          <w:numId w:val="1012"/>
+        </w:numPr>
+        <w:pStyle w:val="Compact"/>
+      </w:pPr>
+      <w:r>
+        <w:t xml:space="preserve">Peces ingieren microplásticos que entran en la cadena alimenticia.</w:t>
+      </w:r>
+    </w:p>
+    <w:p>
+      <w:pPr>
+        <w:numPr>
+          <w:ilvl w:val="1"/>
+          <w:numId w:val="1012"/>
+        </w:numPr>
+        <w:pStyle w:val="Compact"/>
+      </w:pPr>
+      <w:r>
+        <w:t xml:space="preserve">Aceite reduce oxígeno disponible.</w:t>
+      </w:r>
+    </w:p>
+    <w:p>
+      <w:pPr>
+        <w:numPr>
+          <w:ilvl w:val="0"/>
+          <w:numId w:val="1010"/>
+        </w:numPr>
+      </w:pPr>
+      <w:r>
+        <w:rPr>
+          <w:bCs/>
+          <w:b/>
+        </w:rPr>
+        <w:t xml:space="preserve">Acciones propuestas:</w:t>
+      </w:r>
+    </w:p>
+    <w:p>
+      <w:pPr>
+        <w:numPr>
+          <w:ilvl w:val="1"/>
+          <w:numId w:val="1013"/>
+        </w:numPr>
+        <w:pStyle w:val="Compact"/>
+      </w:pPr>
+      <w:r>
+        <w:t xml:space="preserve">Botellas reutilizables (eliminar ~150 botellas plásticas/mes).</w:t>
+      </w:r>
+    </w:p>
+    <w:p>
+      <w:pPr>
+        <w:numPr>
+          <w:ilvl w:val="1"/>
+          <w:numId w:val="1013"/>
+        </w:numPr>
+        <w:pStyle w:val="Compact"/>
+      </w:pPr>
+      <w:r>
+        <w:t xml:space="preserve">Bolsas de tela (eliminar ~20 bolsas/semana).</w:t>
+      </w:r>
+    </w:p>
+    <w:p>
+      <w:pPr>
+        <w:numPr>
+          <w:ilvl w:val="1"/>
+          <w:numId w:val="1013"/>
+        </w:numPr>
+        <w:pStyle w:val="Compact"/>
+      </w:pPr>
+      <w:r>
+        <w:t xml:space="preserve">Separación correcta de residuos.</w:t>
+      </w:r>
+    </w:p>
+    <w:bookmarkEnd w:id="38"/>
+    <w:bookmarkStart w:id="39" w:name="conclusiones"/>
+    <w:p>
+      <w:pPr>
+        <w:pStyle w:val="Heading3"/>
+      </w:pPr>
+      <w:r>
+        <w:t xml:space="preserve">Conclusiones</w:t>
+      </w:r>
+    </w:p>
+    <w:p>
+      <w:pPr>
+        <w:numPr>
+          <w:ilvl w:val="0"/>
+          <w:numId w:val="1014"/>
+        </w:numPr>
+        <w:pStyle w:val="Compact"/>
+      </w:pPr>
+      <w:r>
+        <w:rPr>
+          <w:bCs/>
+          <w:b/>
+        </w:rPr>
+        <w:t xml:space="preserve">¿Logramos los objetivos?</w:t>
+      </w:r>
+      <w:r>
+        <w:t xml:space="preserve"> </w:t>
+      </w:r>
+      <w:r>
+        <w:t xml:space="preserve">Sí. Se identificaron tipos de basura, se demostró efecto visual de la contaminación, y se propusieron acciones medibles.</w:t>
+      </w:r>
+    </w:p>
+    <w:p>
+      <w:pPr>
+        <w:numPr>
+          <w:ilvl w:val="0"/>
+          <w:numId w:val="1014"/>
+        </w:numPr>
+        <w:pStyle w:val="Compact"/>
+      </w:pPr>
+      <w:r>
+        <w:rPr>
+          <w:bCs/>
+          <w:b/>
+        </w:rPr>
+        <w:t xml:space="preserve">¿Qué aprendimos?</w:t>
+      </w:r>
+      <w:r>
+        <w:t xml:space="preserve"> </w:t>
+      </w:r>
+      <w:r>
+        <w:t xml:space="preserve">La mayoría de la basura marina proviene de tierra; los plásticos tardan siglos; pequeñas acciones tienen impacto acumulado.</w:t>
+      </w:r>
+    </w:p>
+    <w:p>
+      <w:pPr>
+        <w:numPr>
+          <w:ilvl w:val="0"/>
+          <w:numId w:val="1014"/>
+        </w:numPr>
+        <w:pStyle w:val="Compact"/>
+      </w:pPr>
+      <w:r>
+        <w:rPr>
+          <w:bCs/>
+          <w:b/>
+        </w:rPr>
+        <w:t xml:space="preserve">¿Contribución al conocimiento?</w:t>
+      </w:r>
+      <w:r>
+        <w:t xml:space="preserve"> </w:t>
+      </w:r>
+      <w:r>
+        <w:t xml:space="preserve">La educación ambiental puede comenzar desde edades tempranas; los niños pueden ser agentes de cambio.</w:t>
+      </w:r>
+    </w:p>
+    <w:p>
+      <w:pPr>
+        <w:numPr>
+          <w:ilvl w:val="0"/>
+          <w:numId w:val="1014"/>
+        </w:numPr>
+        <w:pStyle w:val="Compact"/>
+      </w:pPr>
+      <w:r>
+        <w:rPr>
+          <w:bCs/>
+          <w:b/>
+        </w:rPr>
+        <w:t xml:space="preserve">¿Mejoras futuras?</w:t>
+      </w:r>
+      <w:r>
+        <w:t xml:space="preserve"> </w:t>
+      </w:r>
+      <w:r>
+        <w:t xml:space="preserve">Medir cantidades exactas, extender experimento por días, involucrar más familias.</w:t>
+      </w:r>
+    </w:p>
+    <w:p>
+      <w:r>
+        <w:pict>
+          <v:rect style="width:0;height:1.5pt" o:hralign="center" o:hrstd="t" o:hr="t"/>
+        </w:pict>
+      </w:r>
+    </w:p>
+    <w:bookmarkEnd w:id="39"/>
+    <w:bookmarkEnd w:id="40"/>
+    <w:bookmarkStart w:id="41" w:name="cronograma-1-semana"/>
+    <w:p>
+      <w:pPr>
+        <w:pStyle w:val="Heading2"/>
+      </w:pPr>
+      <w:r>
+        <w:t xml:space="preserve">📅 CRONOGRAMA (1 semana)</w:t>
+      </w:r>
+    </w:p>
+    <w:tbl>
+      <w:tblPr>
+        <w:tblStyle w:val="Table"/>
+        <w:tblW w:type="auto" w:w="0"/>
+        <w:tblLook w:firstRow="1" w:lastRow="0" w:firstColumn="0" w:lastColumn="0" w:noHBand="0" w:noVBand="0" w:val="0020"/>
+        <w:jc w:val="start"/>
+      </w:tblPr>
+      <w:tblGrid>
+        <w:gridCol w:w="1980"/>
+        <w:gridCol w:w="1980"/>
+        <w:gridCol w:w="1980"/>
+        <w:gridCol w:w="1980"/>
+      </w:tblGrid>
+      <w:tr>
+        <w:trPr>
+          <w:tblHeader w:val="true"/>
+        </w:trPr>
+        <w:tc>
+          <w:tcPr/>
+          <w:p>
+            <w:pPr>
+              <w:pStyle w:val="Compact"/>
+              <w:jc w:val="left"/>
+            </w:pPr>
+            <w:r>
+              <w:t xml:space="preserve">Día</w:t>
+            </w:r>
+          </w:p>
+        </w:tc>
+        <w:tc>
+          <w:tcPr/>
+          <w:p>
+            <w:pPr>
+              <w:pStyle w:val="Compact"/>
+              <w:jc w:val="left"/>
+            </w:pPr>
+            <w:r>
+              <w:t xml:space="preserve">Actividad</w:t>
+            </w:r>
+          </w:p>
+        </w:tc>
+        <w:tc>
+          <w:tcPr/>
+          <w:p>
+            <w:pPr>
+              <w:pStyle w:val="Compact"/>
+              <w:jc w:val="left"/>
+            </w:pPr>
+            <w:r>
+              <w:t xml:space="preserve">Tiempo</w:t>
+            </w:r>
+          </w:p>
+        </w:tc>
+        <w:tc>
+          <w:tcPr/>
+          <w:p>
+            <w:pPr>
+              <w:pStyle w:val="Compact"/>
+              <w:jc w:val="left"/>
+            </w:pPr>
+            <w:r>
+              <w:t xml:space="preserve">STEM+</w:t>
+            </w:r>
+          </w:p>
+        </w:tc>
+      </w:tr>
+      <w:tr>
+        <w:tc>
+          <w:tcPr/>
+          <w:p>
+            <w:pPr>
+              <w:pStyle w:val="Compact"/>
+              <w:jc w:val="left"/>
+            </w:pPr>
+            <w:r>
+              <w:t xml:space="preserve">Lunes</w:t>
+            </w:r>
+          </w:p>
+        </w:tc>
+        <w:tc>
+          <w:tcPr/>
+          <w:p>
+            <w:pPr>
+              <w:pStyle w:val="Compact"/>
+              <w:jc w:val="left"/>
+            </w:pPr>
+            <w:r>
+              <w:t xml:space="preserve">Videos + dibujo comparativo</w:t>
+            </w:r>
+          </w:p>
+        </w:tc>
+        <w:tc>
+          <w:tcPr/>
+          <w:p>
+            <w:pPr>
+              <w:pStyle w:val="Compact"/>
+              <w:jc w:val="left"/>
+            </w:pPr>
+            <w:r>
+              <w:t xml:space="preserve">30 min</w:t>
+            </w:r>
+          </w:p>
+        </w:tc>
+        <w:tc>
+          <w:tcPr/>
+          <w:p>
+            <w:pPr>
+              <w:pStyle w:val="Compact"/>
+              <w:jc w:val="left"/>
+            </w:pPr>
+            <w:r>
+              <w:t xml:space="preserve">S, +A</w:t>
+            </w:r>
+          </w:p>
+        </w:tc>
+      </w:tr>
+      <w:tr>
+        <w:tc>
+          <w:tcPr/>
+          <w:p>
+            <w:pPr>
+              <w:pStyle w:val="Compact"/>
+              <w:jc w:val="left"/>
+            </w:pPr>
+            <w:r>
+              <w:t xml:space="preserve">Martes</w:t>
+            </w:r>
+          </w:p>
+        </w:tc>
+        <w:tc>
+          <w:tcPr/>
+          <w:p>
+            <w:pPr>
+              <w:pStyle w:val="Compact"/>
+              <w:jc w:val="left"/>
+            </w:pPr>
+            <w:r>
+              <w:t xml:space="preserve">Clasificación de basura</w:t>
+            </w:r>
+          </w:p>
+        </w:tc>
+        <w:tc>
+          <w:tcPr/>
+          <w:p>
+            <w:pPr>
+              <w:pStyle w:val="Compact"/>
+              <w:jc w:val="left"/>
+            </w:pPr>
+            <w:r>
+              <w:t xml:space="preserve">40 min</w:t>
+            </w:r>
+          </w:p>
+        </w:tc>
+        <w:tc>
+          <w:tcPr/>
+          <w:p>
+            <w:pPr>
+              <w:pStyle w:val="Compact"/>
+              <w:jc w:val="left"/>
+            </w:pPr>
+            <w:r>
+              <w:t xml:space="preserve">S, M, T</w:t>
+            </w:r>
+          </w:p>
+        </w:tc>
+      </w:tr>
+      <w:tr>
+        <w:tc>
+          <w:tcPr/>
+          <w:p>
+            <w:pPr>
+              <w:pStyle w:val="Compact"/>
+              <w:jc w:val="left"/>
+            </w:pPr>
+            <w:r>
+              <w:t xml:space="preserve">Miércoles</w:t>
+            </w:r>
+          </w:p>
+        </w:tc>
+        <w:tc>
+          <w:tcPr/>
+          <w:p>
+            <w:pPr>
+              <w:pStyle w:val="Compact"/>
+              <w:jc w:val="left"/>
+            </w:pPr>
+            <w:r>
+              <w:t xml:space="preserve">Experimento</w:t>
+            </w:r>
+            <w:r>
+              <w:t xml:space="preserve"> </w:t>
+            </w:r>
+            <w:r>
+              <w:t xml:space="preserve">“</w:t>
+            </w:r>
+            <w:r>
+              <w:t xml:space="preserve">Océano en Botella</w:t>
+            </w:r>
+            <w:r>
+              <w:t xml:space="preserve">”</w:t>
+            </w:r>
+          </w:p>
+        </w:tc>
+        <w:tc>
+          <w:tcPr/>
+          <w:p>
+            <w:pPr>
+              <w:pStyle w:val="Compact"/>
+              <w:jc w:val="left"/>
+            </w:pPr>
+            <w:r>
+              <w:t xml:space="preserve">35 min</w:t>
+            </w:r>
+          </w:p>
+        </w:tc>
+        <w:tc>
+          <w:tcPr/>
+          <w:p>
+            <w:pPr>
+              <w:pStyle w:val="Compact"/>
+              <w:jc w:val="left"/>
+            </w:pPr>
+            <w:r>
+              <w:t xml:space="preserve">S, E, M</w:t>
+            </w:r>
+          </w:p>
+        </w:tc>
+      </w:tr>
+      <w:tr>
+        <w:tc>
+          <w:tcPr/>
+          <w:p>
+            <w:pPr>
+              <w:pStyle w:val="Compact"/>
+              <w:jc w:val="left"/>
+            </w:pPr>
+            <w:r>
+              <w:t xml:space="preserve">Jueves</w:t>
+            </w:r>
+          </w:p>
+        </w:tc>
+        <w:tc>
+          <w:tcPr/>
+          <w:p>
+            <w:pPr>
+              <w:pStyle w:val="Compact"/>
+              <w:jc w:val="left"/>
+            </w:pPr>
+            <w:r>
+              <w:t xml:space="preserve">Análisis + cartel de promesas</w:t>
+            </w:r>
+          </w:p>
+        </w:tc>
+        <w:tc>
+          <w:tcPr/>
+          <w:p>
+            <w:pPr>
+              <w:pStyle w:val="Compact"/>
+              <w:jc w:val="left"/>
+            </w:pPr>
+            <w:r>
+              <w:t xml:space="preserve">30 min</w:t>
+            </w:r>
+          </w:p>
+        </w:tc>
+        <w:tc>
+          <w:tcPr/>
+          <w:p>
+            <w:pPr>
+              <w:pStyle w:val="Compact"/>
+              <w:jc w:val="left"/>
+            </w:pPr>
+            <w:r>
+              <w:t xml:space="preserve">M, +A, +SS</w:t>
+            </w:r>
+          </w:p>
+        </w:tc>
+      </w:tr>
+      <w:tr>
+        <w:tc>
+          <w:tcPr/>
+          <w:p>
+            <w:pPr>
+              <w:pStyle w:val="Compact"/>
+              <w:jc w:val="left"/>
+            </w:pPr>
+            <w:r>
+              <w:t xml:space="preserve">Viernes</w:t>
+            </w:r>
+          </w:p>
+        </w:tc>
+        <w:tc>
+          <w:tcPr/>
+          <w:p>
+            <w:pPr>
+              <w:pStyle w:val="Compact"/>
+              <w:jc w:val="left"/>
+            </w:pPr>
+            <w:r>
+              <w:t xml:space="preserve">Preparación ExpoPlay</w:t>
+            </w:r>
+          </w:p>
+        </w:tc>
+        <w:tc>
+          <w:tcPr/>
+          <w:p>
+            <w:pPr>
+              <w:pStyle w:val="Compact"/>
+              <w:jc w:val="left"/>
+            </w:pPr>
+            <w:r>
+              <w:t xml:space="preserve">25 min</w:t>
+            </w:r>
+          </w:p>
+        </w:tc>
+        <w:tc>
+          <w:tcPr/>
+          <w:p>
+            <w:pPr>
+              <w:pStyle w:val="Compact"/>
+              <w:jc w:val="left"/>
+            </w:pPr>
+            <w:r>
+              <w:t xml:space="preserve">T, +A, +SS</w:t>
+            </w:r>
+          </w:p>
+        </w:tc>
+      </w:tr>
+    </w:tbl>
+    <w:p>
+      <w:r>
+        <w:pict>
+          <v:rect style="width:0;height:1.5pt" o:hralign="center" o:hrstd="t" o:hr="t"/>
+        </w:pict>
+      </w:r>
+    </w:p>
+    <w:bookmarkEnd w:id="41"/>
+    <w:bookmarkStart w:id="42" w:name="rúbrica"/>
+    <w:p>
+      <w:pPr>
+        <w:pStyle w:val="Heading2"/>
+      </w:pPr>
+      <w:r>
+        <w:t xml:space="preserve">📋 RÚBRICA</w:t>
       </w:r>
     </w:p>
     <w:tbl>
@@ -1345,10 +2718,10 @@
         <w:jc w:val="start"/>
       </w:tblPr>
       <w:tblGrid>
-        <w:gridCol w:w="1494"/>
-        <w:gridCol w:w="2390"/>
-        <w:gridCol w:w="1494"/>
-        <w:gridCol w:w="2540"/>
+        <w:gridCol w:w="1414"/>
+        <w:gridCol w:w="2545"/>
+        <w:gridCol w:w="1555"/>
+        <w:gridCol w:w="2404"/>
       </w:tblGrid>
       <w:tr>
         <w:trPr>
@@ -1398,7 +2771,7 @@
               <w:jc w:val="left"/>
             </w:pPr>
             <w:r>
-              <w:t xml:space="preserve">🌟 Necesita ayuda</w:t>
+              <w:t xml:space="preserve">🌟 En desarrollo</w:t>
             </w:r>
           </w:p>
         </w:tc>
@@ -1424,31 +2797,31 @@
               <w:jc w:val="left"/>
             </w:pPr>
             <w:r>
-              <w:t xml:space="preserve">Participa en todas las actividades</w:t>
-            </w:r>
-          </w:p>
-        </w:tc>
-        <w:tc>
-          <w:tcPr/>
-          <w:p>
-            <w:pPr>
-              <w:pStyle w:val="Compact"/>
-              <w:jc w:val="left"/>
-            </w:pPr>
-            <w:r>
-              <w:t xml:space="preserve">Participa en la mayoría</w:t>
-            </w:r>
-          </w:p>
-        </w:tc>
-        <w:tc>
-          <w:tcPr/>
-          <w:p>
-            <w:pPr>
-              <w:pStyle w:val="Compact"/>
-              <w:jc w:val="left"/>
-            </w:pPr>
-            <w:r>
-              <w:t xml:space="preserve">Necesita invitación</w:t>
+              <w:t xml:space="preserve">Activo en todas</w:t>
+            </w:r>
+          </w:p>
+        </w:tc>
+        <w:tc>
+          <w:tcPr/>
+          <w:p>
+            <w:pPr>
+              <w:pStyle w:val="Compact"/>
+              <w:jc w:val="left"/>
+            </w:pPr>
+            <w:r>
+              <w:t xml:space="preserve">Mayoría con guía</w:t>
+            </w:r>
+          </w:p>
+        </w:tc>
+        <w:tc>
+          <w:tcPr/>
+          <w:p>
+            <w:pPr>
+              <w:pStyle w:val="Compact"/>
+              <w:jc w:val="left"/>
+            </w:pPr>
+            <w:r>
+              <w:t xml:space="preserve">Requiere invitación</w:t>
             </w:r>
           </w:p>
         </w:tc>
@@ -1474,31 +2847,31 @@
               <w:jc w:val="left"/>
             </w:pPr>
             <w:r>
-              <w:t xml:space="preserve">Dibuja ideas claras</w:t>
-            </w:r>
-          </w:p>
-        </w:tc>
-        <w:tc>
-          <w:tcPr/>
-          <w:p>
-            <w:pPr>
-              <w:pStyle w:val="Compact"/>
-              <w:jc w:val="left"/>
-            </w:pPr>
-            <w:r>
-              <w:t xml:space="preserve">Dibuja con algo de ayuda</w:t>
-            </w:r>
-          </w:p>
-        </w:tc>
-        <w:tc>
-          <w:tcPr/>
-          <w:p>
-            <w:pPr>
-              <w:pStyle w:val="Compact"/>
-              <w:jc w:val="left"/>
-            </w:pPr>
-            <w:r>
-              <w:t xml:space="preserve">Necesita mucha ayuda</w:t>
+              <w:t xml:space="preserve">Claros con etiquetas</w:t>
+            </w:r>
+          </w:p>
+        </w:tc>
+        <w:tc>
+          <w:tcPr/>
+          <w:p>
+            <w:pPr>
+              <w:pStyle w:val="Compact"/>
+              <w:jc w:val="left"/>
+            </w:pPr>
+            <w:r>
+              <w:t xml:space="preserve">Con ayuda o sin etiquetas</w:t>
+            </w:r>
+          </w:p>
+        </w:tc>
+        <w:tc>
+          <w:tcPr/>
+          <w:p>
+            <w:pPr>
+              <w:pStyle w:val="Compact"/>
+              <w:jc w:val="left"/>
+            </w:pPr>
+            <w:r>
+              <w:t xml:space="preserve">Requiere asistencia</w:t>
             </w:r>
           </w:p>
         </w:tc>
@@ -1524,19 +2897,19 @@
               <w:jc w:val="left"/>
             </w:pPr>
             <w:r>
-              <w:t xml:space="preserve">Explica el problema con sus palabras</w:t>
-            </w:r>
-          </w:p>
-        </w:tc>
-        <w:tc>
-          <w:tcPr/>
-          <w:p>
-            <w:pPr>
-              <w:pStyle w:val="Compact"/>
-              <w:jc w:val="left"/>
-            </w:pPr>
-            <w:r>
-              <w:t xml:space="preserve">Da ejemplos simples</w:t>
+              <w:t xml:space="preserve">Explica con causas-efectos</w:t>
+            </w:r>
+          </w:p>
+        </w:tc>
+        <w:tc>
+          <w:tcPr/>
+          <w:p>
+            <w:pPr>
+              <w:pStyle w:val="Compact"/>
+              <w:jc w:val="left"/>
+            </w:pPr>
+            <w:r>
+              <w:t xml:space="preserve">Ejemplos simples</w:t>
             </w:r>
           </w:p>
         </w:tc>
@@ -1562,31 +2935,31 @@
               <w:jc w:val="left"/>
             </w:pPr>
             <w:r>
-              <w:t xml:space="preserve">Propuesta</w:t>
-            </w:r>
-          </w:p>
-        </w:tc>
-        <w:tc>
-          <w:tcPr/>
-          <w:p>
-            <w:pPr>
-              <w:pStyle w:val="Compact"/>
-              <w:jc w:val="left"/>
-            </w:pPr>
-            <w:r>
-              <w:t xml:space="preserve">Da 3 ideas propias</w:t>
-            </w:r>
-          </w:p>
-        </w:tc>
-        <w:tc>
-          <w:tcPr/>
-          <w:p>
-            <w:pPr>
-              <w:pStyle w:val="Compact"/>
-              <w:jc w:val="left"/>
-            </w:pPr>
-            <w:r>
-              <w:t xml:space="preserve">Da 1-2 ideas</w:t>
+              <w:t xml:space="preserve">Propuestas</w:t>
+            </w:r>
+          </w:p>
+        </w:tc>
+        <w:tc>
+          <w:tcPr/>
+          <w:p>
+            <w:pPr>
+              <w:pStyle w:val="Compact"/>
+              <w:jc w:val="left"/>
+            </w:pPr>
+            <w:r>
+              <w:t xml:space="preserve">3+ ideas originales y medibles</w:t>
+            </w:r>
+          </w:p>
+        </w:tc>
+        <w:tc>
+          <w:tcPr/>
+          <w:p>
+            <w:pPr>
+              <w:pStyle w:val="Compact"/>
+              <w:jc w:val="left"/>
+            </w:pPr>
+            <w:r>
+              <w:t xml:space="preserve">1-2 ideas</w:t>
             </w:r>
           </w:p>
         </w:tc>
@@ -1599,6 +2972,56 @@
             </w:pPr>
             <w:r>
               <w:t xml:space="preserve">Copia ideas dadas</w:t>
+            </w:r>
+          </w:p>
+        </w:tc>
+      </w:tr>
+      <w:tr>
+        <w:tc>
+          <w:tcPr/>
+          <w:p>
+            <w:pPr>
+              <w:pStyle w:val="Compact"/>
+              <w:jc w:val="left"/>
+            </w:pPr>
+            <w:r>
+              <w:t xml:space="preserve">ExpoPlay</w:t>
+            </w:r>
+          </w:p>
+        </w:tc>
+        <w:tc>
+          <w:tcPr/>
+          <w:p>
+            <w:pPr>
+              <w:pStyle w:val="Compact"/>
+              <w:jc w:val="left"/>
+            </w:pPr>
+            <w:r>
+              <w:t xml:space="preserve">Entusiasmo e involucra público</w:t>
+            </w:r>
+          </w:p>
+        </w:tc>
+        <w:tc>
+          <w:tcPr/>
+          <w:p>
+            <w:pPr>
+              <w:pStyle w:val="Compact"/>
+              <w:jc w:val="left"/>
+            </w:pPr>
+            <w:r>
+              <w:t xml:space="preserve">Con guía o nerviosismo</w:t>
+            </w:r>
+          </w:p>
+        </w:tc>
+        <w:tc>
+          <w:tcPr/>
+          <w:p>
+            <w:pPr>
+              <w:pStyle w:val="Compact"/>
+              <w:jc w:val="left"/>
+            </w:pPr>
+            <w:r>
+              <w:t xml:space="preserve">Requiere apoyo</w:t>
             </w:r>
           </w:p>
         </w:tc>
@@ -1611,172 +3034,158 @@
         </w:pict>
       </w:r>
     </w:p>
-    <w:bookmarkEnd w:id="33"/>
-    <w:bookmarkStart w:id="36" w:name="para-el-profesor-papá"/>
+    <w:bookmarkEnd w:id="42"/>
+    <w:bookmarkStart w:id="46" w:name="anexos"/>
     <w:p>
       <w:pPr>
         <w:pStyle w:val="Heading2"/>
       </w:pPr>
       <w:r>
-        <w:t xml:space="preserve">📝 Para el Profesor / Papá</w:t>
-      </w:r>
-    </w:p>
-    <w:bookmarkStart w:id="34" w:name="Xd2f0b2b53bb2546f03ea901803c5a8067816e29"/>
+        <w:t xml:space="preserve">📎 ANEXOS</w:t>
+      </w:r>
+    </w:p>
+    <w:bookmarkStart w:id="43" w:name="anexo-1-fichas-de-trabajo"/>
     <w:p>
       <w:pPr>
         <w:pStyle w:val="Heading3"/>
       </w:pPr>
       <w:r>
-        <w:t xml:space="preserve">Conversaciones Guía (preguntar durante el proyecto):</w:t>
-      </w:r>
-    </w:p>
-    <w:p>
-      <w:pPr>
-        <w:numPr>
-          <w:ilvl w:val="0"/>
-          <w:numId w:val="1011"/>
-        </w:numPr>
-        <w:pStyle w:val="Compact"/>
-      </w:pPr>
+        <w:t xml:space="preserve">Anexo 1: Fichas de Trabajo</w:t>
+      </w:r>
+    </w:p>
+    <w:p>
+      <w:pPr>
+        <w:pStyle w:val="FirstParagraph"/>
+      </w:pPr>
+      <w:r>
+        <w:rPr>
+          <w:iCs/>
+          <w:i/>
+        </w:rPr>
+        <w:t xml:space="preserve">(Ver fichas-trabajo.md)</w:t>
+      </w:r>
+    </w:p>
+    <w:bookmarkEnd w:id="43"/>
+    <w:bookmarkStart w:id="44" w:name="anexo-2-fotos-pendientes"/>
+    <w:p>
+      <w:pPr>
+        <w:pStyle w:val="Heading3"/>
+      </w:pPr>
+      <w:r>
+        <w:t xml:space="preserve">Anexo 2: Fotos Pendientes</w:t>
+      </w:r>
+    </w:p>
+    <w:p>
+      <w:pPr>
+        <w:numPr>
+          <w:ilvl w:val="0"/>
+          <w:numId w:val="1015"/>
+        </w:numPr>
+        <w:pStyle w:val="Compact"/>
+      </w:pPr>
+      <w:r>
+        <w:t xml:space="preserve">Grupo con batas de laboratorio</w:t>
+      </w:r>
+    </w:p>
+    <w:p>
+      <w:pPr>
+        <w:numPr>
+          <w:ilvl w:val="0"/>
+          <w:numId w:val="1015"/>
+        </w:numPr>
+        <w:pStyle w:val="Compact"/>
+      </w:pPr>
+      <w:r>
+        <w:t xml:space="preserve">Experimento: estado inicial y final</w:t>
+      </w:r>
+    </w:p>
+    <w:p>
+      <w:pPr>
+        <w:numPr>
+          <w:ilvl w:val="0"/>
+          <w:numId w:val="1015"/>
+        </w:numPr>
+        <w:pStyle w:val="Compact"/>
+      </w:pPr>
+      <w:r>
+        <w:t xml:space="preserve">Cartel de promesas</w:t>
+      </w:r>
+    </w:p>
+    <w:bookmarkEnd w:id="44"/>
+    <w:bookmarkStart w:id="45" w:name="anexo-3-recursos"/>
+    <w:p>
+      <w:pPr>
+        <w:pStyle w:val="Heading3"/>
+      </w:pPr>
+      <w:r>
+        <w:t xml:space="preserve">Anexo 3: Recursos</w:t>
+      </w:r>
+    </w:p>
+    <w:p>
+      <w:pPr>
+        <w:numPr>
+          <w:ilvl w:val="0"/>
+          <w:numId w:val="1016"/>
+        </w:numPr>
+        <w:pStyle w:val="Compact"/>
+      </w:pPr>
+      <w:r>
+        <w:t xml:space="preserve">Video:</w:t>
+      </w:r>
+      <w:r>
+        <w:t xml:space="preserve"> </w:t>
+      </w:r>
       <w:r>
         <w:t xml:space="preserve">“</w:t>
       </w:r>
       <w:r>
-        <w:t xml:space="preserve">¿Qué animales viven en el mar que te gustan?</w:t>
+        <w:t xml:space="preserve">El mar está lleno de plástico</w:t>
       </w:r>
       <w:r>
         <w:t xml:space="preserve">”</w:t>
       </w:r>
-    </w:p>
-    <w:p>
-      <w:pPr>
-        <w:numPr>
-          <w:ilvl w:val="0"/>
-          <w:numId w:val="1011"/>
-        </w:numPr>
-        <w:pStyle w:val="Compact"/>
-      </w:pPr>
+      <w:r>
+        <w:t xml:space="preserve"> </w:t>
+      </w:r>
+      <w:r>
+        <w:t xml:space="preserve">— National Geographic Kids</w:t>
+      </w:r>
+    </w:p>
+    <w:p>
+      <w:pPr>
+        <w:numPr>
+          <w:ilvl w:val="0"/>
+          <w:numId w:val="1016"/>
+        </w:numPr>
+        <w:pStyle w:val="Compact"/>
+      </w:pPr>
+      <w:r>
+        <w:t xml:space="preserve">Libro:</w:t>
+      </w:r>
+      <w:r>
+        <w:t xml:space="preserve"> </w:t>
+      </w:r>
       <w:r>
         <w:t xml:space="preserve">“</w:t>
       </w:r>
       <w:r>
-        <w:t xml:space="preserve">¿Qué pasa si una tortuga come una bolsa plástica?</w:t>
+        <w:t xml:space="preserve">Un pez fuera del agua</w:t>
       </w:r>
       <w:r>
         <w:t xml:space="preserve">”</w:t>
       </w:r>
-    </w:p>
-    <w:p>
-      <w:pPr>
-        <w:numPr>
-          <w:ilvl w:val="0"/>
-          <w:numId w:val="1011"/>
-        </w:numPr>
-        <w:pStyle w:val="Compact"/>
-      </w:pPr>
-      <w:r>
-        <w:t xml:space="preserve">“</w:t>
-      </w:r>
-      <w:r>
-        <w:t xml:space="preserve">¿Qué usamos en casa que podría terminar en el mar?</w:t>
-      </w:r>
-      <w:r>
-        <w:t xml:space="preserve">”</w:t>
-      </w:r>
-    </w:p>
-    <w:p>
-      <w:pPr>
-        <w:numPr>
-          <w:ilvl w:val="0"/>
-          <w:numId w:val="1011"/>
-        </w:numPr>
-        <w:pStyle w:val="Compact"/>
-      </w:pPr>
-      <w:r>
-        <w:t xml:space="preserve">“</w:t>
-      </w:r>
-      <w:r>
-        <w:t xml:space="preserve">¿Qué podemos hacer diferente mañana?</w:t>
-      </w:r>
-      <w:r>
-        <w:t xml:space="preserve">”</w:t>
-      </w:r>
-    </w:p>
-    <w:bookmarkEnd w:id="34"/>
-    <w:bookmarkStart w:id="35" w:name="recursos-adicionales"/>
-    <w:p>
-      <w:pPr>
-        <w:pStyle w:val="Heading3"/>
-      </w:pPr>
-      <w:r>
-        <w:t xml:space="preserve">Recursos Adicionales:</w:t>
-      </w:r>
-    </w:p>
-    <w:p>
-      <w:pPr>
-        <w:numPr>
-          <w:ilvl w:val="0"/>
-          <w:numId w:val="1012"/>
-        </w:numPr>
-        <w:pStyle w:val="Compact"/>
-      </w:pPr>
-      <w:r>
-        <w:t xml:space="preserve">Video recomendado:</w:t>
-      </w:r>
-      <w:r>
-        <w:t xml:space="preserve"> </w:t>
-      </w:r>
-      <w:r>
-        <w:t xml:space="preserve">“</w:t>
-      </w:r>
-      <w:r>
-        <w:t xml:space="preserve">El mar está lleno de plástico</w:t>
-      </w:r>
-      <w:r>
-        <w:t xml:space="preserve">”</w:t>
-      </w:r>
-      <w:r>
-        <w:t xml:space="preserve"> </w:t>
-      </w:r>
-      <w:r>
-        <w:t xml:space="preserve">— National Geographic Kids</w:t>
-      </w:r>
-    </w:p>
-    <w:p>
-      <w:pPr>
-        <w:numPr>
-          <w:ilvl w:val="0"/>
-          <w:numId w:val="1012"/>
-        </w:numPr>
-        <w:pStyle w:val="Compact"/>
-      </w:pPr>
-      <w:r>
-        <w:t xml:space="preserve">Libro:</w:t>
-      </w:r>
-      <w:r>
-        <w:t xml:space="preserve"> </w:t>
-      </w:r>
-      <w:r>
-        <w:t xml:space="preserve">“</w:t>
-      </w:r>
-      <w:r>
-        <w:t xml:space="preserve">Un pez fuera del agua</w:t>
-      </w:r>
-      <w:r>
-        <w:t xml:space="preserve">”</w:t>
-      </w:r>
-      <w:r>
-        <w:t xml:space="preserve"> </w:t>
-      </w:r>
-      <w:r>
-        <w:t xml:space="preserve">(adaptado para niños)</w:t>
-      </w:r>
-    </w:p>
-    <w:p>
-      <w:pPr>
-        <w:numPr>
-          <w:ilvl w:val="0"/>
-          <w:numId w:val="1012"/>
+      <w:r>
+        <w:t xml:space="preserve"> </w:t>
+      </w:r>
+      <w:r>
+        <w:t xml:space="preserve">(adaptado)</w:t>
+      </w:r>
+    </w:p>
+    <w:p>
+      <w:pPr>
+        <w:numPr>
+          <w:ilvl w:val="0"/>
+          <w:numId w:val="1016"/>
         </w:numPr>
         <w:pStyle w:val="Compact"/>
       </w:pPr>
@@ -1791,278 +3200,6 @@
         </w:pict>
       </w:r>
     </w:p>
-    <w:bookmarkEnd w:id="35"/>
-    <w:bookmarkEnd w:id="36"/>
-    <w:bookmarkStart w:id="37" w:name="calendario-sugerido-1-semana"/>
-    <w:p>
-      <w:pPr>
-        <w:pStyle w:val="Heading2"/>
-      </w:pPr>
-      <w:r>
-        <w:t xml:space="preserve">📅 Calendario Sugerido (1 semana)</w:t>
-      </w:r>
-    </w:p>
-    <w:tbl>
-      <w:tblPr>
-        <w:tblStyle w:val="Table"/>
-        <w:tblW w:type="auto" w:w="0"/>
-        <w:tblLook w:firstRow="1" w:lastRow="0" w:firstColumn="0" w:lastColumn="0" w:noHBand="0" w:noVBand="0" w:val="0020"/>
-        <w:jc w:val="start"/>
-      </w:tblPr>
-      <w:tblGrid>
-        <w:gridCol w:w="2640"/>
-        <w:gridCol w:w="2640"/>
-        <w:gridCol w:w="2640"/>
-      </w:tblGrid>
-      <w:tr>
-        <w:trPr>
-          <w:tblHeader w:val="true"/>
-        </w:trPr>
-        <w:tc>
-          <w:tcPr/>
-          <w:p>
-            <w:pPr>
-              <w:pStyle w:val="Compact"/>
-              <w:jc w:val="left"/>
-            </w:pPr>
-            <w:r>
-              <w:t xml:space="preserve">Día</w:t>
-            </w:r>
-          </w:p>
-        </w:tc>
-        <w:tc>
-          <w:tcPr/>
-          <w:p>
-            <w:pPr>
-              <w:pStyle w:val="Compact"/>
-              <w:jc w:val="left"/>
-            </w:pPr>
-            <w:r>
-              <w:t xml:space="preserve">Actividad</w:t>
-            </w:r>
-          </w:p>
-        </w:tc>
-        <w:tc>
-          <w:tcPr/>
-          <w:p>
-            <w:pPr>
-              <w:pStyle w:val="Compact"/>
-              <w:jc w:val="left"/>
-            </w:pPr>
-            <w:r>
-              <w:t xml:space="preserve">Tiempo</w:t>
-            </w:r>
-          </w:p>
-        </w:tc>
-      </w:tr>
-      <w:tr>
-        <w:tc>
-          <w:tcPr/>
-          <w:p>
-            <w:pPr>
-              <w:pStyle w:val="Compact"/>
-              <w:jc w:val="left"/>
-            </w:pPr>
-            <w:r>
-              <w:t xml:space="preserve">Lunes</w:t>
-            </w:r>
-          </w:p>
-        </w:tc>
-        <w:tc>
-          <w:tcPr/>
-          <w:p>
-            <w:pPr>
-              <w:pStyle w:val="Compact"/>
-              <w:jc w:val="left"/>
-            </w:pPr>
-            <w:r>
-              <w:t xml:space="preserve">Actividad 1: Observación + dibujo</w:t>
-            </w:r>
-          </w:p>
-        </w:tc>
-        <w:tc>
-          <w:tcPr/>
-          <w:p>
-            <w:pPr>
-              <w:pStyle w:val="Compact"/>
-              <w:jc w:val="left"/>
-            </w:pPr>
-            <w:r>
-              <w:t xml:space="preserve">30 min</w:t>
-            </w:r>
-          </w:p>
-        </w:tc>
-      </w:tr>
-      <w:tr>
-        <w:tc>
-          <w:tcPr/>
-          <w:p>
-            <w:pPr>
-              <w:pStyle w:val="Compact"/>
-              <w:jc w:val="left"/>
-            </w:pPr>
-            <w:r>
-              <w:t xml:space="preserve">Martes</w:t>
-            </w:r>
-          </w:p>
-        </w:tc>
-        <w:tc>
-          <w:tcPr/>
-          <w:p>
-            <w:pPr>
-              <w:pStyle w:val="Compact"/>
-              <w:jc w:val="left"/>
-            </w:pPr>
-            <w:r>
-              <w:t xml:space="preserve">Actividad 2: Clasificación de basura</w:t>
-            </w:r>
-          </w:p>
-        </w:tc>
-        <w:tc>
-          <w:tcPr/>
-          <w:p>
-            <w:pPr>
-              <w:pStyle w:val="Compact"/>
-              <w:jc w:val="left"/>
-            </w:pPr>
-            <w:r>
-              <w:t xml:space="preserve">40 min</w:t>
-            </w:r>
-          </w:p>
-        </w:tc>
-      </w:tr>
-      <w:tr>
-        <w:tc>
-          <w:tcPr/>
-          <w:p>
-            <w:pPr>
-              <w:pStyle w:val="Compact"/>
-              <w:jc w:val="left"/>
-            </w:pPr>
-            <w:r>
-              <w:t xml:space="preserve">Miércoles</w:t>
-            </w:r>
-          </w:p>
-        </w:tc>
-        <w:tc>
-          <w:tcPr/>
-          <w:p>
-            <w:pPr>
-              <w:pStyle w:val="Compact"/>
-              <w:jc w:val="left"/>
-            </w:pPr>
-            <w:r>
-              <w:t xml:space="preserve">Actividad 3: Experimento del mar</w:t>
-            </w:r>
-          </w:p>
-        </w:tc>
-        <w:tc>
-          <w:tcPr/>
-          <w:p>
-            <w:pPr>
-              <w:pStyle w:val="Compact"/>
-              <w:jc w:val="left"/>
-            </w:pPr>
-            <w:r>
-              <w:t xml:space="preserve">35 min</w:t>
-            </w:r>
-          </w:p>
-        </w:tc>
-      </w:tr>
-      <w:tr>
-        <w:tc>
-          <w:tcPr/>
-          <w:p>
-            <w:pPr>
-              <w:pStyle w:val="Compact"/>
-              <w:jc w:val="left"/>
-            </w:pPr>
-            <w:r>
-              <w:t xml:space="preserve">Jueves</w:t>
-            </w:r>
-          </w:p>
-        </w:tc>
-        <w:tc>
-          <w:tcPr/>
-          <w:p>
-            <w:pPr>
-              <w:pStyle w:val="Compact"/>
-              <w:jc w:val="left"/>
-            </w:pPr>
-            <w:r>
-              <w:t xml:space="preserve">Actividad 4: Promesa + cartel</w:t>
-            </w:r>
-          </w:p>
-        </w:tc>
-        <w:tc>
-          <w:tcPr/>
-          <w:p>
-            <w:pPr>
-              <w:pStyle w:val="Compact"/>
-              <w:jc w:val="left"/>
-            </w:pPr>
-            <w:r>
-              <w:t xml:space="preserve">30 min</w:t>
-            </w:r>
-          </w:p>
-        </w:tc>
-      </w:tr>
-      <w:tr>
-        <w:tc>
-          <w:tcPr/>
-          <w:p>
-            <w:pPr>
-              <w:pStyle w:val="Compact"/>
-              <w:jc w:val="left"/>
-            </w:pPr>
-            <w:r>
-              <w:t xml:space="preserve">Viernes</w:t>
-            </w:r>
-          </w:p>
-        </w:tc>
-        <w:tc>
-          <w:tcPr/>
-          <w:p>
-            <w:pPr>
-              <w:pStyle w:val="Compact"/>
-              <w:jc w:val="left"/>
-            </w:pPr>
-            <w:r>
-              <w:t xml:space="preserve">Revisar todo + practicar presentación</w:t>
-            </w:r>
-          </w:p>
-        </w:tc>
-        <w:tc>
-          <w:tcPr/>
-          <w:p>
-            <w:pPr>
-              <w:pStyle w:val="Compact"/>
-              <w:jc w:val="left"/>
-            </w:pPr>
-            <w:r>
-              <w:t xml:space="preserve">20 min</w:t>
-            </w:r>
-          </w:p>
-        </w:tc>
-      </w:tr>
-    </w:tbl>
-    <w:p>
-      <w:r>
-        <w:pict>
-          <v:rect style="width:0;height:1.5pt" o:hralign="center" o:hrstd="t" o:hr="t"/>
-        </w:pict>
-      </w:r>
-    </w:p>
-    <w:bookmarkEnd w:id="37"/>
-    <w:bookmarkStart w:id="38" w:name="tarea-para-la-familia"/>
-    <w:p>
-      <w:pPr>
-        <w:pStyle w:val="Heading2"/>
-      </w:pPr>
-      <w:r>
-        <w:t xml:space="preserve">🏠 Tarea para la Familia</w:t>
-      </w:r>
-    </w:p>
     <w:p>
       <w:pPr>
         <w:pStyle w:val="FirstParagraph"/>
@@ -2072,188 +3209,48 @@
           <w:bCs/>
           <w:b/>
         </w:rPr>
-        <w:t xml:space="preserve">Semana del proyecto:</w:t>
-      </w:r>
-      <w:r>
-        <w:t xml:space="preserve"> </w:t>
-      </w:r>
-      <w:r>
-        <w:t xml:space="preserve">Cada día, Kylian va a:</w:t>
-      </w:r>
-      <w:r>
-        <w:t xml:space="preserve"> </w:t>
-      </w:r>
-      <w:r>
-        <w:t xml:space="preserve">1.</w:t>
-      </w:r>
-      <w:r>
-        <w:t xml:space="preserve"> </w:t>
-      </w:r>
-      <w:r>
-        <w:rPr>
-          <w:bCs/>
-          <w:b/>
-        </w:rPr>
-        <w:t xml:space="preserve">Revisar</w:t>
-      </w:r>
-      <w:r>
-        <w:t xml:space="preserve"> </w:t>
-      </w:r>
-      <w:r>
-        <w:t xml:space="preserve">si hay plásticos en la basura reciclable</w:t>
-      </w:r>
-      <w:r>
-        <w:t xml:space="preserve"> </w:t>
-      </w:r>
-      <w:r>
-        <w:t xml:space="preserve">2.</w:t>
-      </w:r>
-      <w:r>
-        <w:t xml:space="preserve"> </w:t>
-      </w:r>
-      <w:r>
-        <w:rPr>
-          <w:bCs/>
-          <w:b/>
-        </w:rPr>
-        <w:t xml:space="preserve">Contar</w:t>
-      </w:r>
-      <w:r>
-        <w:t xml:space="preserve"> </w:t>
-      </w:r>
-      <w:r>
-        <w:t xml:space="preserve">cuántas cosas de plástico usamos en el día</w:t>
-      </w:r>
-      <w:r>
-        <w:t xml:space="preserve"> </w:t>
-      </w:r>
-      <w:r>
-        <w:t xml:space="preserve">3.</w:t>
-      </w:r>
-      <w:r>
-        <w:t xml:space="preserve"> </w:t>
-      </w:r>
-      <w:r>
-        <w:rPr>
-          <w:bCs/>
-          <w:b/>
-        </w:rPr>
-        <w:t xml:space="preserve">Proponer</w:t>
-      </w:r>
-      <w:r>
-        <w:t xml:space="preserve"> </w:t>
-      </w:r>
-      <w:r>
-        <w:t xml:space="preserve">una mejora (ej: usar botella de agua reusable)</w:t>
-      </w:r>
-    </w:p>
-    <w:p>
-      <w:r>
-        <w:pict>
-          <v:rect style="width:0;height:1.5pt" o:hralign="center" o:hrstd="t" o:hr="t"/>
-        </w:pict>
-      </w:r>
-    </w:p>
-    <w:bookmarkEnd w:id="38"/>
-    <w:bookmarkStart w:id="39" w:name="ideas-para-la-presentación-en-clase"/>
-    <w:p>
-      <w:pPr>
-        <w:pStyle w:val="Heading2"/>
-      </w:pPr>
-      <w:r>
-        <w:t xml:space="preserve">💡 Ideas para la Presentación en Clase</w:t>
-      </w:r>
-    </w:p>
-    <w:p>
-      <w:pPr>
-        <w:pStyle w:val="FirstParagraph"/>
-      </w:pPr>
-      <w:r>
-        <w:t xml:space="preserve">Kylian puede presentar:</w:t>
-      </w:r>
-      <w:r>
-        <w:t xml:space="preserve"> </w:t>
-      </w:r>
-      <w:r>
-        <w:t xml:space="preserve">1. Su dibujo del mar limpio vs. sucio</w:t>
-      </w:r>
-      <w:r>
-        <w:t xml:space="preserve"> </w:t>
-      </w:r>
-      <w:r>
-        <w:t xml:space="preserve">2. Mostrar la</w:t>
-      </w:r>
-      <w:r>
-        <w:t xml:space="preserve"> </w:t>
-      </w:r>
-      <w:r>
-        <w:t xml:space="preserve">“</w:t>
-      </w:r>
-      <w:r>
-        <w:t xml:space="preserve">botella del mar contaminado</w:t>
-      </w:r>
-      <w:r>
-        <w:t xml:space="preserve">”</w:t>
-      </w:r>
-      <w:r>
-        <w:t xml:space="preserve"> </w:t>
-      </w:r>
-      <w:r>
-        <w:t xml:space="preserve">3. Leer sus 3 promesas</w:t>
-      </w:r>
-      <w:r>
-        <w:t xml:space="preserve"> </w:t>
-      </w:r>
-      <w:r>
-        <w:t xml:space="preserve">4. Invitar a sus compañeros a hacer una promesa</w:t>
-      </w:r>
-    </w:p>
-    <w:p>
-      <w:r>
-        <w:pict>
-          <v:rect style="width:0;height:1.5pt" o:hralign="center" o:hrstd="t" o:hr="t"/>
-        </w:pict>
-      </w:r>
-    </w:p>
-    <w:p>
-      <w:pPr>
-        <w:pStyle w:val="FirstParagraph"/>
-      </w:pPr>
-      <w:r>
-        <w:rPr>
-          <w:bCs/>
-          <w:b/>
-        </w:rPr>
-        <w:t xml:space="preserve">¡Listo para cuidar el mar!</w:t>
-      </w:r>
-      <w:r>
-        <w:t xml:space="preserve"> </w:t>
-      </w:r>
-      <w:r>
-        <w:t xml:space="preserve">🐢🐠🌊</w:t>
-      </w:r>
-    </w:p>
-    <w:p>
-      <w:r>
-        <w:pict>
-          <v:rect style="width:0;height:1.5pt" o:hralign="center" o:hrstd="t" o:hr="t"/>
-        </w:pict>
-      </w:r>
-    </w:p>
-    <w:p>
-      <w:pPr>
-        <w:pStyle w:val="FirstParagraph"/>
-      </w:pPr>
+        <w:t xml:space="preserve">Proyecto desarrollado para ExpoCiencia 2026</w:t>
+      </w:r>
+      <w:r>
+        <w:br/>
+      </w:r>
       <w:r>
         <w:rPr>
           <w:iCs/>
           <w:i/>
         </w:rPr>
-        <w:t xml:space="preserve">Proyecto creado por Alice (asistente) para Kylian — Mayo 2026</w:t>
-      </w:r>
-    </w:p>
-    <w:bookmarkEnd w:id="39"/>
-    <w:bookmarkEnd w:id="40"/>
+        <w:t xml:space="preserve">“</w:t>
+      </w:r>
+      <w:r>
+        <w:rPr>
+          <w:iCs/>
+          <w:i/>
+        </w:rPr>
+        <w:t xml:space="preserve">STEM+ for the Caribbean: Classroom-born solutions that protect the coast</w:t>
+      </w:r>
+      <w:r>
+        <w:rPr>
+          <w:iCs/>
+          <w:i/>
+        </w:rPr>
+        <w:t xml:space="preserve">”</w:t>
+      </w:r>
+    </w:p>
+    <w:p>
+      <w:pPr>
+        <w:pStyle w:val="BodyText"/>
+      </w:pPr>
+      <w:r>
+        <w:rPr>
+          <w:iCs/>
+          <w:i/>
+        </w:rPr>
+        <w:t xml:space="preserve">Mayo 2026</w:t>
+      </w:r>
+    </w:p>
+    <w:bookmarkEnd w:id="45"/>
+    <w:bookmarkEnd w:id="46"/>
+    <w:bookmarkEnd w:id="47"/>
     <w:sectPr/>
   </w:body>
 </w:document>
@@ -2555,13 +3552,94 @@
     </w:lvlOverride>
   </w:num>
   <w:num w:numId="1002">
-    <w:abstractNumId w:val="991"/>
+    <w:abstractNumId w:val="99411"/>
+    <w:lvlOverride w:ilvl="0">
+      <w:startOverride w:val="1"/>
+    </w:lvlOverride>
+    <w:lvlOverride w:ilvl="1">
+      <w:startOverride w:val="1"/>
+    </w:lvlOverride>
+    <w:lvlOverride w:ilvl="2">
+      <w:startOverride w:val="1"/>
+    </w:lvlOverride>
+    <w:lvlOverride w:ilvl="3">
+      <w:startOverride w:val="1"/>
+    </w:lvlOverride>
+    <w:lvlOverride w:ilvl="4">
+      <w:startOverride w:val="1"/>
+    </w:lvlOverride>
+    <w:lvlOverride w:ilvl="5">
+      <w:startOverride w:val="1"/>
+    </w:lvlOverride>
+    <w:lvlOverride w:ilvl="6">
+      <w:startOverride w:val="1"/>
+    </w:lvlOverride>
+    <w:lvlOverride w:ilvl="7">
+      <w:startOverride w:val="1"/>
+    </w:lvlOverride>
+    <w:lvlOverride w:ilvl="8">
+      <w:startOverride w:val="1"/>
+    </w:lvlOverride>
   </w:num>
   <w:num w:numId="1003">
-    <w:abstractNumId w:val="991"/>
+    <w:abstractNumId w:val="99411"/>
+    <w:lvlOverride w:ilvl="0">
+      <w:startOverride w:val="1"/>
+    </w:lvlOverride>
+    <w:lvlOverride w:ilvl="1">
+      <w:startOverride w:val="1"/>
+    </w:lvlOverride>
+    <w:lvlOverride w:ilvl="2">
+      <w:startOverride w:val="1"/>
+    </w:lvlOverride>
+    <w:lvlOverride w:ilvl="3">
+      <w:startOverride w:val="1"/>
+    </w:lvlOverride>
+    <w:lvlOverride w:ilvl="4">
+      <w:startOverride w:val="1"/>
+    </w:lvlOverride>
+    <w:lvlOverride w:ilvl="5">
+      <w:startOverride w:val="1"/>
+    </w:lvlOverride>
+    <w:lvlOverride w:ilvl="6">
+      <w:startOverride w:val="1"/>
+    </w:lvlOverride>
+    <w:lvlOverride w:ilvl="7">
+      <w:startOverride w:val="1"/>
+    </w:lvlOverride>
+    <w:lvlOverride w:ilvl="8">
+      <w:startOverride w:val="1"/>
+    </w:lvlOverride>
   </w:num>
   <w:num w:numId="1004">
-    <w:abstractNumId w:val="991"/>
+    <w:abstractNumId w:val="99411"/>
+    <w:lvlOverride w:ilvl="0">
+      <w:startOverride w:val="1"/>
+    </w:lvlOverride>
+    <w:lvlOverride w:ilvl="1">
+      <w:startOverride w:val="1"/>
+    </w:lvlOverride>
+    <w:lvlOverride w:ilvl="2">
+      <w:startOverride w:val="1"/>
+    </w:lvlOverride>
+    <w:lvlOverride w:ilvl="3">
+      <w:startOverride w:val="1"/>
+    </w:lvlOverride>
+    <w:lvlOverride w:ilvl="4">
+      <w:startOverride w:val="1"/>
+    </w:lvlOverride>
+    <w:lvlOverride w:ilvl="5">
+      <w:startOverride w:val="1"/>
+    </w:lvlOverride>
+    <w:lvlOverride w:ilvl="6">
+      <w:startOverride w:val="1"/>
+    </w:lvlOverride>
+    <w:lvlOverride w:ilvl="7">
+      <w:startOverride w:val="1"/>
+    </w:lvlOverride>
+    <w:lvlOverride w:ilvl="8">
+      <w:startOverride w:val="1"/>
+    </w:lvlOverride>
   </w:num>
   <w:num w:numId="1005">
     <w:abstractNumId w:val="991"/>
@@ -2573,6 +3651,9 @@
     <w:abstractNumId w:val="991"/>
   </w:num>
   <w:num w:numId="1008">
+    <w:abstractNumId w:val="991"/>
+  </w:num>
+  <w:num w:numId="1009">
     <w:abstractNumId w:val="99411"/>
     <w:lvlOverride w:ilvl="0">
       <w:startOverride w:val="1"/>
@@ -2602,16 +3683,52 @@
       <w:startOverride w:val="1"/>
     </w:lvlOverride>
   </w:num>
-  <w:num w:numId="1009">
-    <w:abstractNumId w:val="991"/>
-  </w:num>
   <w:num w:numId="1010">
-    <w:abstractNumId w:val="991"/>
+    <w:abstractNumId w:val="99411"/>
+    <w:lvlOverride w:ilvl="0">
+      <w:startOverride w:val="1"/>
+    </w:lvlOverride>
+    <w:lvlOverride w:ilvl="1">
+      <w:startOverride w:val="1"/>
+    </w:lvlOverride>
+    <w:lvlOverride w:ilvl="2">
+      <w:startOverride w:val="1"/>
+    </w:lvlOverride>
+    <w:lvlOverride w:ilvl="3">
+      <w:startOverride w:val="1"/>
+    </w:lvlOverride>
+    <w:lvlOverride w:ilvl="4">
+      <w:startOverride w:val="1"/>
+    </w:lvlOverride>
+    <w:lvlOverride w:ilvl="5">
+      <w:startOverride w:val="1"/>
+    </w:lvlOverride>
+    <w:lvlOverride w:ilvl="6">
+      <w:startOverride w:val="1"/>
+    </w:lvlOverride>
+    <w:lvlOverride w:ilvl="7">
+      <w:startOverride w:val="1"/>
+    </w:lvlOverride>
+    <w:lvlOverride w:ilvl="8">
+      <w:startOverride w:val="1"/>
+    </w:lvlOverride>
   </w:num>
   <w:num w:numId="1011">
     <w:abstractNumId w:val="991"/>
   </w:num>
   <w:num w:numId="1012">
+    <w:abstractNumId w:val="991"/>
+  </w:num>
+  <w:num w:numId="1013">
+    <w:abstractNumId w:val="991"/>
+  </w:num>
+  <w:num w:numId="1014">
+    <w:abstractNumId w:val="991"/>
+  </w:num>
+  <w:num w:numId="1015">
+    <w:abstractNumId w:val="991"/>
+  </w:num>
+  <w:num w:numId="1016">
     <w:abstractNumId w:val="991"/>
   </w:num>
 </w:numbering>
